--- a/Trabajos/Despliegue de Aplicaciones Web/iMarin_DAW_DU1_P2.docx
+++ b/Trabajos/Despliegue de Aplicaciones Web/iMarin_DAW_DU1_P2.docx
@@ -117,6 +117,7 @@
                                     <w:dataBinding w:prefixMappings="xmlns:ns0='http://purl.org/dc/elements/1.1/' xmlns:ns1='http://schemas.openxmlformats.org/package/2006/metadata/core-properties' " w:xpath="/ns1:coreProperties[1]/ns0:title[1]" w:storeItemID="{6C3C8BC8-F283-45AE-878A-BAB7291924A1}"/>
                                     <w:text/>
                                   </w:sdtPr>
+                                  <w:sdtEndPr/>
                                   <w:sdtContent>
                                     <w:r>
                                       <w:rPr>
@@ -259,6 +260,7 @@
                               <w:dataBinding w:prefixMappings="xmlns:ns0='http://purl.org/dc/elements/1.1/' xmlns:ns1='http://schemas.openxmlformats.org/package/2006/metadata/core-properties' " w:xpath="/ns1:coreProperties[1]/ns0:title[1]" w:storeItemID="{6C3C8BC8-F283-45AE-878A-BAB7291924A1}"/>
                               <w:text/>
                             </w:sdtPr>
+                            <w:sdtEndPr/>
                             <w:sdtContent>
                               <w:r>
                                 <w:rPr>
@@ -511,6 +513,7 @@
                               <w:calendar w:val="gregorian"/>
                             </w:date>
                           </w:sdtPr>
+                          <w:sdtEndPr/>
                           <w:sdtContent>
                             <w:p>
                               <w:pPr>
@@ -545,8 +548,6 @@
             <w:br w:type="page"/>
           </w:r>
         </w:p>
-        <w:bookmarkStart w:id="0" w:name="_GoBack" w:displacedByCustomXml="next"/>
-        <w:bookmarkEnd w:id="0" w:displacedByCustomXml="next"/>
       </w:sdtContent>
     </w:sdt>
     <w:sdt>
@@ -608,13 +609,13 @@
           <w:r>
             <w:fldChar w:fldCharType="separate"/>
           </w:r>
-          <w:hyperlink w:anchor="_Toc240647015" w:history="1">
+          <w:hyperlink w:anchor="_Toc241858148" w:history="1">
             <w:r>
               <w:rPr>
                 <w:rStyle w:val="Hipervnculo"/>
                 <w:noProof/>
               </w:rPr>
-              <w:t>Ejercicio 1</w:t>
+              <w:t>Creación del servlet</w:t>
             </w:r>
             <w:r>
               <w:rPr>
@@ -635,7 +636,7 @@
                 <w:noProof/>
                 <w:webHidden/>
               </w:rPr>
-              <w:instrText xml:space="preserve"> PAGEREF _Toc240647015 \h </w:instrText>
+              <w:instrText xml:space="preserve"> PAGEREF _Toc241858148 \h </w:instrText>
             </w:r>
             <w:r>
               <w:rPr>
@@ -678,13 +679,13 @@
               <w:lang w:eastAsia="es-ES"/>
             </w:rPr>
           </w:pPr>
-          <w:hyperlink w:anchor="_Toc240647016" w:history="1">
+          <w:hyperlink w:anchor="_Toc241858149" w:history="1">
             <w:r>
               <w:rPr>
                 <w:rStyle w:val="Hipervnculo"/>
                 <w:noProof/>
               </w:rPr>
-              <w:t>Ejercicio 2</w:t>
+              <w:t>Creación de aplicación simple</w:t>
             </w:r>
             <w:r>
               <w:rPr>
@@ -705,7 +706,7 @@
                 <w:noProof/>
                 <w:webHidden/>
               </w:rPr>
-              <w:instrText xml:space="preserve"> PAGEREF _Toc240647016 \h </w:instrText>
+              <w:instrText xml:space="preserve"> PAGEREF _Toc241858149 \h </w:instrText>
             </w:r>
             <w:r>
               <w:rPr>
@@ -725,7 +726,7 @@
                 <w:noProof/>
                 <w:webHidden/>
               </w:rPr>
-              <w:t>2</w:t>
+              <w:t>8</w:t>
             </w:r>
             <w:r>
               <w:rPr>
@@ -748,77 +749,7 @@
               <w:lang w:eastAsia="es-ES"/>
             </w:rPr>
           </w:pPr>
-          <w:hyperlink w:anchor="_Toc240647017" w:history="1">
-            <w:r>
-              <w:rPr>
-                <w:rStyle w:val="Hipervnculo"/>
-                <w:noProof/>
-              </w:rPr>
-              <w:t>Ejercicio 3</w:t>
-            </w:r>
-            <w:r>
-              <w:rPr>
-                <w:noProof/>
-                <w:webHidden/>
-              </w:rPr>
-              <w:tab/>
-            </w:r>
-            <w:r>
-              <w:rPr>
-                <w:noProof/>
-                <w:webHidden/>
-              </w:rPr>
-              <w:fldChar w:fldCharType="begin"/>
-            </w:r>
-            <w:r>
-              <w:rPr>
-                <w:noProof/>
-                <w:webHidden/>
-              </w:rPr>
-              <w:instrText xml:space="preserve"> PAGEREF _Toc240647017 \h </w:instrText>
-            </w:r>
-            <w:r>
-              <w:rPr>
-                <w:noProof/>
-                <w:webHidden/>
-              </w:rPr>
-            </w:r>
-            <w:r>
-              <w:rPr>
-                <w:noProof/>
-                <w:webHidden/>
-              </w:rPr>
-              <w:fldChar w:fldCharType="separate"/>
-            </w:r>
-            <w:r>
-              <w:rPr>
-                <w:noProof/>
-                <w:webHidden/>
-              </w:rPr>
-              <w:t>2</w:t>
-            </w:r>
-            <w:r>
-              <w:rPr>
-                <w:noProof/>
-                <w:webHidden/>
-              </w:rPr>
-              <w:fldChar w:fldCharType="end"/>
-            </w:r>
-          </w:hyperlink>
-        </w:p>
-        <w:p>
-          <w:pPr>
-            <w:pStyle w:val="TDC1"/>
-            <w:tabs>
-              <w:tab w:val="right" w:leader="dot" w:pos="8494"/>
-            </w:tabs>
-            <w:rPr>
-              <w:rFonts w:eastAsiaTheme="minorEastAsia"/>
-              <w:noProof/>
-              <w:lang w:eastAsia="es-ES"/>
-            </w:rPr>
-          </w:pPr>
-          <w:hyperlink w:anchor="_Toc240647018" w:history="1">
+          <w:hyperlink w:anchor="_Toc241858150" w:history="1">
             <w:r>
               <w:rPr>
                 <w:rStyle w:val="Hipervnculo"/>
@@ -845,7 +776,7 @@
                 <w:noProof/>
                 <w:webHidden/>
               </w:rPr>
-              <w:instrText xml:space="preserve"> PAGEREF _Toc240647018 \h </w:instrText>
+              <w:instrText xml:space="preserve"> PAGEREF _Toc241858150 \h </w:instrText>
             </w:r>
             <w:r>
               <w:rPr>
@@ -865,7 +796,7 @@
                 <w:noProof/>
                 <w:webHidden/>
               </w:rPr>
-              <w:t>3</w:t>
+              <w:t>9</w:t>
             </w:r>
             <w:r>
               <w:rPr>
@@ -907,35 +838,704 @@
         <w:pStyle w:val="Ttulo1"/>
         <w:spacing w:after="240"/>
       </w:pPr>
-      <w:bookmarkStart w:id="1" w:name="_Toc240646879"/>
-      <w:bookmarkStart w:id="2" w:name="_Toc240647015"/>
+      <w:bookmarkStart w:id="0" w:name="_Toc241858148"/>
       <w:r>
         <w:lastRenderedPageBreak/>
-        <w:t>Ejercicio 1</w:t>
+        <w:t xml:space="preserve">Creación del </w:t>
+      </w:r>
+      <w:proofErr w:type="spellStart"/>
+      <w:r>
+        <w:t>servlet</w:t>
+      </w:r>
+      <w:bookmarkEnd w:id="0"/>
+      <w:proofErr w:type="spellEnd"/>
+    </w:p>
+    <w:p>
+      <w:bookmarkStart w:id="1" w:name="_Toc240646880"/>
+      <w:r>
+        <w:drawing>
+          <wp:inline distT="0" distB="0" distL="0" distR="0" wp14:anchorId="0D1ABC4F" wp14:editId="55B6CBC2">
+            <wp:extent cx="5400040" cy="3035935"/>
+            <wp:effectExtent l="0" t="0" r="0" b="0"/>
+            <wp:docPr id="1" name="Imagen 1"/>
+            <wp:cNvGraphicFramePr>
+              <a:graphicFrameLocks xmlns:a="http://schemas.openxmlformats.org/drawingml/2006/main" noChangeAspect="1"/>
+            </wp:cNvGraphicFramePr>
+            <a:graphic xmlns:a="http://schemas.openxmlformats.org/drawingml/2006/main">
+              <a:graphicData uri="http://schemas.openxmlformats.org/drawingml/2006/picture">
+                <pic:pic xmlns:pic="http://schemas.openxmlformats.org/drawingml/2006/picture">
+                  <pic:nvPicPr>
+                    <pic:cNvPr id="1" name=""/>
+                    <pic:cNvPicPr/>
+                  </pic:nvPicPr>
+                  <pic:blipFill>
+                    <a:blip r:embed="rId8"/>
+                    <a:stretch>
+                      <a:fillRect/>
+                    </a:stretch>
+                  </pic:blipFill>
+                  <pic:spPr>
+                    <a:xfrm>
+                      <a:off x="0" y="0"/>
+                      <a:ext cx="5400040" cy="3035935"/>
+                    </a:xfrm>
+                    <a:prstGeom prst="rect">
+                      <a:avLst/>
+                    </a:prstGeom>
+                  </pic:spPr>
+                </pic:pic>
+              </a:graphicData>
+            </a:graphic>
+          </wp:inline>
+        </w:drawing>
+      </w:r>
+    </w:p>
+    <w:p>
+      <w:r>
+        <w:t>P</w:t>
       </w:r>
       <w:bookmarkEnd w:id="1"/>
-      <w:bookmarkEnd w:id="2"/>
+      <w:r>
+        <w:t>ágina de Tomcat abierta una vez iniciado el servicio e instalado el JRE (en mi caso, JDK 17).</w:t>
+      </w:r>
+    </w:p>
+    <w:p>
+      <w:r>
+        <w:drawing>
+          <wp:inline distT="0" distB="0" distL="0" distR="0" wp14:anchorId="60B3BFFE" wp14:editId="6AD97067">
+            <wp:extent cx="5400040" cy="3063240"/>
+            <wp:effectExtent l="0" t="0" r="0" b="3810"/>
+            <wp:docPr id="2" name="Imagen 2"/>
+            <wp:cNvGraphicFramePr>
+              <a:graphicFrameLocks xmlns:a="http://schemas.openxmlformats.org/drawingml/2006/main" noChangeAspect="1"/>
+            </wp:cNvGraphicFramePr>
+            <a:graphic xmlns:a="http://schemas.openxmlformats.org/drawingml/2006/main">
+              <a:graphicData uri="http://schemas.openxmlformats.org/drawingml/2006/picture">
+                <pic:pic xmlns:pic="http://schemas.openxmlformats.org/drawingml/2006/picture">
+                  <pic:nvPicPr>
+                    <pic:cNvPr id="1" name=""/>
+                    <pic:cNvPicPr/>
+                  </pic:nvPicPr>
+                  <pic:blipFill>
+                    <a:blip r:embed="rId9"/>
+                    <a:stretch>
+                      <a:fillRect/>
+                    </a:stretch>
+                  </pic:blipFill>
+                  <pic:spPr>
+                    <a:xfrm>
+                      <a:off x="0" y="0"/>
+                      <a:ext cx="5400040" cy="3063240"/>
+                    </a:xfrm>
+                    <a:prstGeom prst="rect">
+                      <a:avLst/>
+                    </a:prstGeom>
+                  </pic:spPr>
+                </pic:pic>
+              </a:graphicData>
+            </a:graphic>
+          </wp:inline>
+        </w:drawing>
+      </w:r>
+    </w:p>
+    <w:p>
+      <w:r>
+        <w:t>Software de Eclipse ya abierto.</w:t>
+      </w:r>
+    </w:p>
+    <w:p>
+      <w:r>
+        <w:lastRenderedPageBreak/>
+        <w:drawing>
+          <wp:inline distT="0" distB="0" distL="0" distR="0" wp14:anchorId="32BA064C" wp14:editId="25905439">
+            <wp:extent cx="5400040" cy="3035935"/>
+            <wp:effectExtent l="0" t="0" r="0" b="0"/>
+            <wp:docPr id="3" name="Imagen 3"/>
+            <wp:cNvGraphicFramePr>
+              <a:graphicFrameLocks xmlns:a="http://schemas.openxmlformats.org/drawingml/2006/main" noChangeAspect="1"/>
+            </wp:cNvGraphicFramePr>
+            <a:graphic xmlns:a="http://schemas.openxmlformats.org/drawingml/2006/main">
+              <a:graphicData uri="http://schemas.openxmlformats.org/drawingml/2006/picture">
+                <pic:pic xmlns:pic="http://schemas.openxmlformats.org/drawingml/2006/picture">
+                  <pic:nvPicPr>
+                    <pic:cNvPr id="1" name=""/>
+                    <pic:cNvPicPr/>
+                  </pic:nvPicPr>
+                  <pic:blipFill>
+                    <a:blip r:embed="rId10"/>
+                    <a:stretch>
+                      <a:fillRect/>
+                    </a:stretch>
+                  </pic:blipFill>
+                  <pic:spPr>
+                    <a:xfrm>
+                      <a:off x="0" y="0"/>
+                      <a:ext cx="5400040" cy="3035935"/>
+                    </a:xfrm>
+                    <a:prstGeom prst="rect">
+                      <a:avLst/>
+                    </a:prstGeom>
+                  </pic:spPr>
+                </pic:pic>
+              </a:graphicData>
+            </a:graphic>
+          </wp:inline>
+        </w:drawing>
+      </w:r>
+    </w:p>
+    <w:p>
+      <w:r>
+        <w:t>Servidor de aplicaciones ya definido en Eclipse, habiendo elegido nuestro JRE.</w:t>
+      </w:r>
+    </w:p>
+    <w:p>
+      <w:r>
+        <w:drawing>
+          <wp:inline distT="0" distB="0" distL="0" distR="0" wp14:anchorId="2CFBD48B" wp14:editId="5415970F">
+            <wp:extent cx="5400040" cy="3035935"/>
+            <wp:effectExtent l="0" t="0" r="0" b="0"/>
+            <wp:docPr id="4" name="Imagen 4"/>
+            <wp:cNvGraphicFramePr>
+              <a:graphicFrameLocks xmlns:a="http://schemas.openxmlformats.org/drawingml/2006/main" noChangeAspect="1"/>
+            </wp:cNvGraphicFramePr>
+            <a:graphic xmlns:a="http://schemas.openxmlformats.org/drawingml/2006/main">
+              <a:graphicData uri="http://schemas.openxmlformats.org/drawingml/2006/picture">
+                <pic:pic xmlns:pic="http://schemas.openxmlformats.org/drawingml/2006/picture">
+                  <pic:nvPicPr>
+                    <pic:cNvPr id="1" name=""/>
+                    <pic:cNvPicPr/>
+                  </pic:nvPicPr>
+                  <pic:blipFill>
+                    <a:blip r:embed="rId11"/>
+                    <a:stretch>
+                      <a:fillRect/>
+                    </a:stretch>
+                  </pic:blipFill>
+                  <pic:spPr>
+                    <a:xfrm>
+                      <a:off x="0" y="0"/>
+                      <a:ext cx="5400040" cy="3035935"/>
+                    </a:xfrm>
+                    <a:prstGeom prst="rect">
+                      <a:avLst/>
+                    </a:prstGeom>
+                  </pic:spPr>
+                </pic:pic>
+              </a:graphicData>
+            </a:graphic>
+          </wp:inline>
+        </w:drawing>
+      </w:r>
+    </w:p>
+    <w:p>
+      <w:r>
+        <w:t>Menú de configuración del Proyecto Web Dinámico.</w:t>
+      </w:r>
+    </w:p>
+    <w:p>
+      <w:r>
+        <w:lastRenderedPageBreak/>
+        <w:drawing>
+          <wp:inline distT="0" distB="0" distL="0" distR="0" wp14:anchorId="5B510DFD" wp14:editId="4F928032">
+            <wp:extent cx="5400040" cy="3035935"/>
+            <wp:effectExtent l="0" t="0" r="0" b="0"/>
+            <wp:docPr id="5" name="Imagen 5"/>
+            <wp:cNvGraphicFramePr>
+              <a:graphicFrameLocks xmlns:a="http://schemas.openxmlformats.org/drawingml/2006/main" noChangeAspect="1"/>
+            </wp:cNvGraphicFramePr>
+            <a:graphic xmlns:a="http://schemas.openxmlformats.org/drawingml/2006/main">
+              <a:graphicData uri="http://schemas.openxmlformats.org/drawingml/2006/picture">
+                <pic:pic xmlns:pic="http://schemas.openxmlformats.org/drawingml/2006/picture">
+                  <pic:nvPicPr>
+                    <pic:cNvPr id="1" name=""/>
+                    <pic:cNvPicPr/>
+                  </pic:nvPicPr>
+                  <pic:blipFill>
+                    <a:blip r:embed="rId12"/>
+                    <a:stretch>
+                      <a:fillRect/>
+                    </a:stretch>
+                  </pic:blipFill>
+                  <pic:spPr>
+                    <a:xfrm>
+                      <a:off x="0" y="0"/>
+                      <a:ext cx="5400040" cy="3035935"/>
+                    </a:xfrm>
+                    <a:prstGeom prst="rect">
+                      <a:avLst/>
+                    </a:prstGeom>
+                  </pic:spPr>
+                </pic:pic>
+              </a:graphicData>
+            </a:graphic>
+          </wp:inline>
+        </w:drawing>
+      </w:r>
+    </w:p>
+    <w:p>
+      <w:r>
+        <w:t xml:space="preserve">Menú de creación del </w:t>
+      </w:r>
+      <w:proofErr w:type="spellStart"/>
+      <w:r>
+        <w:t>servlet</w:t>
+      </w:r>
+      <w:proofErr w:type="spellEnd"/>
+      <w:r>
+        <w:t>.</w:t>
+      </w:r>
+    </w:p>
+    <w:p>
+      <w:r>
+        <w:rPr>
+          <w:noProof/>
+          <w:lang w:eastAsia="es-ES"/>
+        </w:rPr>
+        <w:drawing>
+          <wp:inline distT="0" distB="0" distL="0" distR="0" wp14:anchorId="424CDD79" wp14:editId="19D94699">
+            <wp:extent cx="5400040" cy="3035935"/>
+            <wp:effectExtent l="0" t="0" r="0" b="0"/>
+            <wp:docPr id="6" name="Imagen 6"/>
+            <wp:cNvGraphicFramePr>
+              <a:graphicFrameLocks xmlns:a="http://schemas.openxmlformats.org/drawingml/2006/main" noChangeAspect="1"/>
+            </wp:cNvGraphicFramePr>
+            <a:graphic xmlns:a="http://schemas.openxmlformats.org/drawingml/2006/main">
+              <a:graphicData uri="http://schemas.openxmlformats.org/drawingml/2006/picture">
+                <pic:pic xmlns:pic="http://schemas.openxmlformats.org/drawingml/2006/picture">
+                  <pic:nvPicPr>
+                    <pic:cNvPr id="1" name=""/>
+                    <pic:cNvPicPr/>
+                  </pic:nvPicPr>
+                  <pic:blipFill>
+                    <a:blip r:embed="rId13"/>
+                    <a:stretch>
+                      <a:fillRect/>
+                    </a:stretch>
+                  </pic:blipFill>
+                  <pic:spPr>
+                    <a:xfrm>
+                      <a:off x="0" y="0"/>
+                      <a:ext cx="5400040" cy="3035935"/>
+                    </a:xfrm>
+                    <a:prstGeom prst="rect">
+                      <a:avLst/>
+                    </a:prstGeom>
+                  </pic:spPr>
+                </pic:pic>
+              </a:graphicData>
+            </a:graphic>
+          </wp:inline>
+        </w:drawing>
+      </w:r>
+    </w:p>
+    <w:p>
+      <w:r>
+        <w:t xml:space="preserve">Una vez salgamos del menú de creación del </w:t>
+      </w:r>
+      <w:proofErr w:type="spellStart"/>
+      <w:r>
+        <w:t>servlet</w:t>
+      </w:r>
+      <w:proofErr w:type="spellEnd"/>
+      <w:r>
+        <w:t>, obtendremos el siguiente código.</w:t>
+      </w:r>
+    </w:p>
+    <w:p>
+      <w:r>
+        <w:lastRenderedPageBreak/>
+        <w:drawing>
+          <wp:inline distT="0" distB="0" distL="0" distR="0" wp14:anchorId="3F7614AE" wp14:editId="30041A6C">
+            <wp:extent cx="5400040" cy="3035935"/>
+            <wp:effectExtent l="0" t="0" r="0" b="0"/>
+            <wp:docPr id="7" name="Imagen 7"/>
+            <wp:cNvGraphicFramePr>
+              <a:graphicFrameLocks xmlns:a="http://schemas.openxmlformats.org/drawingml/2006/main" noChangeAspect="1"/>
+            </wp:cNvGraphicFramePr>
+            <a:graphic xmlns:a="http://schemas.openxmlformats.org/drawingml/2006/main">
+              <a:graphicData uri="http://schemas.openxmlformats.org/drawingml/2006/picture">
+                <pic:pic xmlns:pic="http://schemas.openxmlformats.org/drawingml/2006/picture">
+                  <pic:nvPicPr>
+                    <pic:cNvPr id="1" name=""/>
+                    <pic:cNvPicPr/>
+                  </pic:nvPicPr>
+                  <pic:blipFill>
+                    <a:blip r:embed="rId14"/>
+                    <a:stretch>
+                      <a:fillRect/>
+                    </a:stretch>
+                  </pic:blipFill>
+                  <pic:spPr>
+                    <a:xfrm>
+                      <a:off x="0" y="0"/>
+                      <a:ext cx="5400040" cy="3035935"/>
+                    </a:xfrm>
+                    <a:prstGeom prst="rect">
+                      <a:avLst/>
+                    </a:prstGeom>
+                  </pic:spPr>
+                </pic:pic>
+              </a:graphicData>
+            </a:graphic>
+          </wp:inline>
+        </w:drawing>
+      </w:r>
+    </w:p>
+    <w:p>
+      <w:r>
+        <w:t xml:space="preserve">Modificamos los métodos </w:t>
+      </w:r>
+      <w:proofErr w:type="spellStart"/>
+      <w:r>
+        <w:t>doGet</w:t>
+      </w:r>
+      <w:proofErr w:type="spellEnd"/>
+      <w:r>
+        <w:t xml:space="preserve"> y </w:t>
+      </w:r>
+      <w:proofErr w:type="spellStart"/>
+      <w:r>
+        <w:t>doPost</w:t>
+      </w:r>
+      <w:proofErr w:type="spellEnd"/>
+      <w:r>
+        <w:t>.</w:t>
+      </w:r>
+    </w:p>
+    <w:p>
+      <w:r>
+        <w:drawing>
+          <wp:inline distT="0" distB="0" distL="0" distR="0" wp14:anchorId="28767874" wp14:editId="63F7BE19">
+            <wp:extent cx="5400040" cy="3035935"/>
+            <wp:effectExtent l="0" t="0" r="0" b="0"/>
+            <wp:docPr id="8" name="Imagen 8"/>
+            <wp:cNvGraphicFramePr>
+              <a:graphicFrameLocks xmlns:a="http://schemas.openxmlformats.org/drawingml/2006/main" noChangeAspect="1"/>
+            </wp:cNvGraphicFramePr>
+            <a:graphic xmlns:a="http://schemas.openxmlformats.org/drawingml/2006/main">
+              <a:graphicData uri="http://schemas.openxmlformats.org/drawingml/2006/picture">
+                <pic:pic xmlns:pic="http://schemas.openxmlformats.org/drawingml/2006/picture">
+                  <pic:nvPicPr>
+                    <pic:cNvPr id="1" name=""/>
+                    <pic:cNvPicPr/>
+                  </pic:nvPicPr>
+                  <pic:blipFill>
+                    <a:blip r:embed="rId15"/>
+                    <a:stretch>
+                      <a:fillRect/>
+                    </a:stretch>
+                  </pic:blipFill>
+                  <pic:spPr>
+                    <a:xfrm>
+                      <a:off x="0" y="0"/>
+                      <a:ext cx="5400040" cy="3035935"/>
+                    </a:xfrm>
+                    <a:prstGeom prst="rect">
+                      <a:avLst/>
+                    </a:prstGeom>
+                  </pic:spPr>
+                </pic:pic>
+              </a:graphicData>
+            </a:graphic>
+          </wp:inline>
+        </w:drawing>
+      </w:r>
+    </w:p>
+    <w:p>
+      <w:r>
+        <w:t xml:space="preserve">Menú de creación del archivo JSP en la carpeta </w:t>
+      </w:r>
+      <w:proofErr w:type="spellStart"/>
+      <w:r>
+        <w:t>webapps</w:t>
+      </w:r>
+      <w:proofErr w:type="spellEnd"/>
+      <w:r>
+        <w:t>.</w:t>
+      </w:r>
+    </w:p>
+    <w:p>
+      <w:r>
+        <w:lastRenderedPageBreak/>
+        <w:drawing>
+          <wp:inline distT="0" distB="0" distL="0" distR="0" wp14:anchorId="3244BB9F" wp14:editId="11DE83E1">
+            <wp:extent cx="5400040" cy="3035935"/>
+            <wp:effectExtent l="0" t="0" r="0" b="0"/>
+            <wp:docPr id="9" name="Imagen 9"/>
+            <wp:cNvGraphicFramePr>
+              <a:graphicFrameLocks xmlns:a="http://schemas.openxmlformats.org/drawingml/2006/main" noChangeAspect="1"/>
+            </wp:cNvGraphicFramePr>
+            <a:graphic xmlns:a="http://schemas.openxmlformats.org/drawingml/2006/main">
+              <a:graphicData uri="http://schemas.openxmlformats.org/drawingml/2006/picture">
+                <pic:pic xmlns:pic="http://schemas.openxmlformats.org/drawingml/2006/picture">
+                  <pic:nvPicPr>
+                    <pic:cNvPr id="1" name=""/>
+                    <pic:cNvPicPr/>
+                  </pic:nvPicPr>
+                  <pic:blipFill>
+                    <a:blip r:embed="rId16"/>
+                    <a:stretch>
+                      <a:fillRect/>
+                    </a:stretch>
+                  </pic:blipFill>
+                  <pic:spPr>
+                    <a:xfrm>
+                      <a:off x="0" y="0"/>
+                      <a:ext cx="5400040" cy="3035935"/>
+                    </a:xfrm>
+                    <a:prstGeom prst="rect">
+                      <a:avLst/>
+                    </a:prstGeom>
+                  </pic:spPr>
+                </pic:pic>
+              </a:graphicData>
+            </a:graphic>
+          </wp:inline>
+        </w:drawing>
+      </w:r>
+    </w:p>
+    <w:p>
+      <w:r>
+        <w:t>Archivo “</w:t>
+      </w:r>
+      <w:proofErr w:type="spellStart"/>
+      <w:r>
+        <w:t>index.jps</w:t>
+      </w:r>
+      <w:proofErr w:type="spellEnd"/>
+      <w:r>
+        <w:t>” recién creado.</w:t>
+      </w:r>
+    </w:p>
+    <w:p>
+      <w:r>
+        <w:drawing>
+          <wp:inline distT="0" distB="0" distL="0" distR="0" wp14:anchorId="2075FC4C" wp14:editId="695CB3DE">
+            <wp:extent cx="5400040" cy="3035935"/>
+            <wp:effectExtent l="0" t="0" r="0" b="0"/>
+            <wp:docPr id="10" name="Imagen 10"/>
+            <wp:cNvGraphicFramePr>
+              <a:graphicFrameLocks xmlns:a="http://schemas.openxmlformats.org/drawingml/2006/main" noChangeAspect="1"/>
+            </wp:cNvGraphicFramePr>
+            <a:graphic xmlns:a="http://schemas.openxmlformats.org/drawingml/2006/main">
+              <a:graphicData uri="http://schemas.openxmlformats.org/drawingml/2006/picture">
+                <pic:pic xmlns:pic="http://schemas.openxmlformats.org/drawingml/2006/picture">
+                  <pic:nvPicPr>
+                    <pic:cNvPr id="1" name=""/>
+                    <pic:cNvPicPr/>
+                  </pic:nvPicPr>
+                  <pic:blipFill>
+                    <a:blip r:embed="rId17"/>
+                    <a:stretch>
+                      <a:fillRect/>
+                    </a:stretch>
+                  </pic:blipFill>
+                  <pic:spPr>
+                    <a:xfrm>
+                      <a:off x="0" y="0"/>
+                      <a:ext cx="5400040" cy="3035935"/>
+                    </a:xfrm>
+                    <a:prstGeom prst="rect">
+                      <a:avLst/>
+                    </a:prstGeom>
+                  </pic:spPr>
+                </pic:pic>
+              </a:graphicData>
+            </a:graphic>
+          </wp:inline>
+        </w:drawing>
+      </w:r>
+    </w:p>
+    <w:p>
+      <w:r>
+        <w:t>Código de “</w:t>
+      </w:r>
+      <w:proofErr w:type="spellStart"/>
+      <w:r>
+        <w:t>index.jps</w:t>
+      </w:r>
+      <w:proofErr w:type="spellEnd"/>
+      <w:r>
+        <w:t>” actualizado.</w:t>
+      </w:r>
+    </w:p>
+    <w:p>
+      <w:r>
+        <w:lastRenderedPageBreak/>
+        <w:drawing>
+          <wp:inline distT="0" distB="0" distL="0" distR="0" wp14:anchorId="246D37B2" wp14:editId="0CFE7EA9">
+            <wp:extent cx="5400040" cy="3035935"/>
+            <wp:effectExtent l="0" t="0" r="0" b="0"/>
+            <wp:docPr id="12" name="Imagen 12"/>
+            <wp:cNvGraphicFramePr>
+              <a:graphicFrameLocks xmlns:a="http://schemas.openxmlformats.org/drawingml/2006/main" noChangeAspect="1"/>
+            </wp:cNvGraphicFramePr>
+            <a:graphic xmlns:a="http://schemas.openxmlformats.org/drawingml/2006/main">
+              <a:graphicData uri="http://schemas.openxmlformats.org/drawingml/2006/picture">
+                <pic:pic xmlns:pic="http://schemas.openxmlformats.org/drawingml/2006/picture">
+                  <pic:nvPicPr>
+                    <pic:cNvPr id="1" name=""/>
+                    <pic:cNvPicPr/>
+                  </pic:nvPicPr>
+                  <pic:blipFill>
+                    <a:blip r:embed="rId18"/>
+                    <a:stretch>
+                      <a:fillRect/>
+                    </a:stretch>
+                  </pic:blipFill>
+                  <pic:spPr>
+                    <a:xfrm>
+                      <a:off x="0" y="0"/>
+                      <a:ext cx="5400040" cy="3035935"/>
+                    </a:xfrm>
+                    <a:prstGeom prst="rect">
+                      <a:avLst/>
+                    </a:prstGeom>
+                  </pic:spPr>
+                </pic:pic>
+              </a:graphicData>
+            </a:graphic>
+          </wp:inline>
+        </w:drawing>
+      </w:r>
+    </w:p>
+    <w:p>
+      <w:r>
+        <w:t>Exportando el proyecto en un archivo WAR.</w:t>
+      </w:r>
+    </w:p>
+    <w:p>
+      <w:r>
+        <w:t xml:space="preserve">Una vez exportado el proyecto, si accedemos a </w:t>
+      </w:r>
+      <w:hyperlink r:id="rId19" w:history="1">
+        <w:r>
+          <w:rPr>
+            <w:rStyle w:val="Hipervnculo"/>
+          </w:rPr>
+          <w:t>http://localhost:8080/Actividad2/</w:t>
+        </w:r>
+      </w:hyperlink>
+      <w:r>
+        <w:t>, nos mostrará esto:</w:t>
+      </w:r>
+    </w:p>
+    <w:p>
+      <w:r>
+        <w:rPr>
+          <w:noProof/>
+          <w:lang w:eastAsia="es-ES"/>
+        </w:rPr>
+        <w:drawing>
+          <wp:inline distT="0" distB="0" distL="0" distR="0" wp14:anchorId="1A4DC874" wp14:editId="350FC051">
+            <wp:extent cx="5400040" cy="3035935"/>
+            <wp:effectExtent l="0" t="0" r="0" b="0"/>
+            <wp:docPr id="14" name="Imagen 14"/>
+            <wp:cNvGraphicFramePr>
+              <a:graphicFrameLocks xmlns:a="http://schemas.openxmlformats.org/drawingml/2006/main" noChangeAspect="1"/>
+            </wp:cNvGraphicFramePr>
+            <a:graphic xmlns:a="http://schemas.openxmlformats.org/drawingml/2006/main">
+              <a:graphicData uri="http://schemas.openxmlformats.org/drawingml/2006/picture">
+                <pic:pic xmlns:pic="http://schemas.openxmlformats.org/drawingml/2006/picture">
+                  <pic:nvPicPr>
+                    <pic:cNvPr id="1" name=""/>
+                    <pic:cNvPicPr/>
+                  </pic:nvPicPr>
+                  <pic:blipFill>
+                    <a:blip r:embed="rId20"/>
+                    <a:stretch>
+                      <a:fillRect/>
+                    </a:stretch>
+                  </pic:blipFill>
+                  <pic:spPr>
+                    <a:xfrm>
+                      <a:off x="0" y="0"/>
+                      <a:ext cx="5400040" cy="3035935"/>
+                    </a:xfrm>
+                    <a:prstGeom prst="rect">
+                      <a:avLst/>
+                    </a:prstGeom>
+                  </pic:spPr>
+                </pic:pic>
+              </a:graphicData>
+            </a:graphic>
+          </wp:inline>
+        </w:drawing>
+      </w:r>
+    </w:p>
+    <w:p>
+      <w:r>
+        <w:br w:type="page"/>
+      </w:r>
+    </w:p>
+    <w:p>
+      <w:r>
+        <w:lastRenderedPageBreak/>
+        <w:t>Y si accedemos a “</w:t>
+      </w:r>
+      <w:r>
+        <w:t>http://localhost:8080/Actividad2/</w:t>
+      </w:r>
+      <w:proofErr w:type="spellStart"/>
+      <w:r>
+        <w:t>MyServlet</w:t>
+      </w:r>
+      <w:proofErr w:type="spellEnd"/>
+      <w:r>
+        <w:t>”, nos mostrará esto:</w:t>
+      </w:r>
+    </w:p>
+    <w:p>
+      <w:r>
+        <w:drawing>
+          <wp:inline distT="0" distB="0" distL="0" distR="0" wp14:anchorId="3851A36A" wp14:editId="2EF6F7FE">
+            <wp:extent cx="5400040" cy="3035935"/>
+            <wp:effectExtent l="0" t="0" r="0" b="0"/>
+            <wp:docPr id="15" name="Imagen 15"/>
+            <wp:cNvGraphicFramePr>
+              <a:graphicFrameLocks xmlns:a="http://schemas.openxmlformats.org/drawingml/2006/main" noChangeAspect="1"/>
+            </wp:cNvGraphicFramePr>
+            <a:graphic xmlns:a="http://schemas.openxmlformats.org/drawingml/2006/main">
+              <a:graphicData uri="http://schemas.openxmlformats.org/drawingml/2006/picture">
+                <pic:pic xmlns:pic="http://schemas.openxmlformats.org/drawingml/2006/picture">
+                  <pic:nvPicPr>
+                    <pic:cNvPr id="1" name=""/>
+                    <pic:cNvPicPr/>
+                  </pic:nvPicPr>
+                  <pic:blipFill>
+                    <a:blip r:embed="rId21"/>
+                    <a:stretch>
+                      <a:fillRect/>
+                    </a:stretch>
+                  </pic:blipFill>
+                  <pic:spPr>
+                    <a:xfrm>
+                      <a:off x="0" y="0"/>
+                      <a:ext cx="5400040" cy="3035935"/>
+                    </a:xfrm>
+                    <a:prstGeom prst="rect">
+                      <a:avLst/>
+                    </a:prstGeom>
+                  </pic:spPr>
+                </pic:pic>
+              </a:graphicData>
+            </a:graphic>
+          </wp:inline>
+        </w:drawing>
+      </w:r>
     </w:p>
     <w:p>
       <w:pPr>
-        <w:spacing w:after="240"/>
         <w:rPr>
-          <w:b/>
+          <w:rFonts w:asciiTheme="majorHAnsi" w:eastAsiaTheme="majorEastAsia" w:hAnsiTheme="majorHAnsi" w:cstheme="majorBidi"/>
+          <w:color w:val="2E74B5" w:themeColor="accent1" w:themeShade="BF"/>
+          <w:sz w:val="32"/>
+          <w:szCs w:val="32"/>
         </w:rPr>
       </w:pPr>
-      <w:r>
-        <w:rPr>
-          <w:b/>
-        </w:rPr>
-        <w:t>Enunciado…</w:t>
-      </w:r>
-    </w:p>
-    <w:p>
-      <w:pPr>
-        <w:spacing w:after="240"/>
-      </w:pPr>
-      <w:r>
-        <w:t>Respuesta</w:t>
+      <w:bookmarkStart w:id="2" w:name="_Toc241858149"/>
+      <w:r>
+        <w:br w:type="page"/>
       </w:r>
     </w:p>
     <w:p>
@@ -943,34 +1543,131 @@
         <w:pStyle w:val="Ttulo1"/>
         <w:spacing w:after="240"/>
       </w:pPr>
-      <w:bookmarkStart w:id="3" w:name="_Toc240646880"/>
-      <w:bookmarkStart w:id="4" w:name="_Toc240647016"/>
-      <w:r>
-        <w:t>Ejercicio 2</w:t>
-      </w:r>
+      <w:r>
+        <w:lastRenderedPageBreak/>
+        <w:t>Creación de aplicación simple</w:t>
+      </w:r>
+      <w:bookmarkEnd w:id="2"/>
+    </w:p>
+    <w:p>
+      <w:r>
+        <w:t xml:space="preserve">Ahora, crearemos un código sencillo para </w:t>
+      </w:r>
+      <w:r>
+        <w:t>un programa que comprobará</w:t>
+      </w:r>
+      <w:r>
+        <w:t xml:space="preserve"> si un número </w:t>
+      </w:r>
+      <w:r>
+        <w:t xml:space="preserve">introducido </w:t>
+      </w:r>
+      <w:r>
+        <w:t>es primo o no.</w:t>
+      </w:r>
+    </w:p>
+    <w:p>
+      <w:r>
+        <w:drawing>
+          <wp:inline distT="0" distB="0" distL="0" distR="0" wp14:anchorId="5394A6FC" wp14:editId="08D6F7FA">
+            <wp:extent cx="5400040" cy="3035935"/>
+            <wp:effectExtent l="0" t="0" r="0" b="0"/>
+            <wp:docPr id="16" name="Imagen 16"/>
+            <wp:cNvGraphicFramePr>
+              <a:graphicFrameLocks xmlns:a="http://schemas.openxmlformats.org/drawingml/2006/main" noChangeAspect="1"/>
+            </wp:cNvGraphicFramePr>
+            <a:graphic xmlns:a="http://schemas.openxmlformats.org/drawingml/2006/main">
+              <a:graphicData uri="http://schemas.openxmlformats.org/drawingml/2006/picture">
+                <pic:pic xmlns:pic="http://schemas.openxmlformats.org/drawingml/2006/picture">
+                  <pic:nvPicPr>
+                    <pic:cNvPr id="1" name=""/>
+                    <pic:cNvPicPr/>
+                  </pic:nvPicPr>
+                  <pic:blipFill>
+                    <a:blip r:embed="rId22"/>
+                    <a:stretch>
+                      <a:fillRect/>
+                    </a:stretch>
+                  </pic:blipFill>
+                  <pic:spPr>
+                    <a:xfrm>
+                      <a:off x="0" y="0"/>
+                      <a:ext cx="5400040" cy="3035935"/>
+                    </a:xfrm>
+                    <a:prstGeom prst="rect">
+                      <a:avLst/>
+                    </a:prstGeom>
+                  </pic:spPr>
+                </pic:pic>
+              </a:graphicData>
+            </a:graphic>
+          </wp:inline>
+        </w:drawing>
+      </w:r>
+    </w:p>
+    <w:p>
+      <w:r>
+        <w:t xml:space="preserve">Al entrar en </w:t>
+      </w:r>
+      <w:hyperlink r:id="rId23" w:history="1">
+        <w:r>
+          <w:rPr>
+            <w:rStyle w:val="Hipervnculo"/>
+          </w:rPr>
+          <w:t>http://localhost:8080/Actividad2/</w:t>
+        </w:r>
+      </w:hyperlink>
+      <w:r>
+        <w:t>, lo primero que veremos será esto:</w:t>
+      </w:r>
+    </w:p>
+    <w:p>
+      <w:r>
+        <w:drawing>
+          <wp:inline distT="0" distB="0" distL="0" distR="0" wp14:anchorId="2EFF9B21" wp14:editId="160D0B4D">
+            <wp:extent cx="5400040" cy="3035935"/>
+            <wp:effectExtent l="0" t="0" r="0" b="0"/>
+            <wp:docPr id="17" name="Imagen 17"/>
+            <wp:cNvGraphicFramePr>
+              <a:graphicFrameLocks xmlns:a="http://schemas.openxmlformats.org/drawingml/2006/main" noChangeAspect="1"/>
+            </wp:cNvGraphicFramePr>
+            <a:graphic xmlns:a="http://schemas.openxmlformats.org/drawingml/2006/main">
+              <a:graphicData uri="http://schemas.openxmlformats.org/drawingml/2006/picture">
+                <pic:pic xmlns:pic="http://schemas.openxmlformats.org/drawingml/2006/picture">
+                  <pic:nvPicPr>
+                    <pic:cNvPr id="1" name=""/>
+                    <pic:cNvPicPr/>
+                  </pic:nvPicPr>
+                  <pic:blipFill>
+                    <a:blip r:embed="rId24"/>
+                    <a:stretch>
+                      <a:fillRect/>
+                    </a:stretch>
+                  </pic:blipFill>
+                  <pic:spPr>
+                    <a:xfrm>
+                      <a:off x="0" y="0"/>
+                      <a:ext cx="5400040" cy="3035935"/>
+                    </a:xfrm>
+                    <a:prstGeom prst="rect">
+                      <a:avLst/>
+                    </a:prstGeom>
+                  </pic:spPr>
+                </pic:pic>
+              </a:graphicData>
+            </a:graphic>
+          </wp:inline>
+        </w:drawing>
+      </w:r>
+    </w:p>
+    <w:p>
+      <w:r>
+        <w:t>En el campo de texto, podremos poner un número cualquiera y, al darle a “Comprobar”, el programa nos dirigirá aquí</w:t>
+      </w:r>
+      <w:bookmarkStart w:id="3" w:name="_GoBack"/>
       <w:bookmarkEnd w:id="3"/>
-      <w:bookmarkEnd w:id="4"/>
-    </w:p>
-    <w:p>
-      <w:pPr>
-        <w:spacing w:after="240"/>
-        <w:rPr>
-          <w:b/>
-        </w:rPr>
-      </w:pPr>
-      <w:r>
-        <w:rPr>
-          <w:b/>
-        </w:rPr>
-        <w:t>Enunciado…</w:t>
-      </w:r>
-    </w:p>
-    <w:p>
-      <w:pPr>
-        <w:spacing w:after="240"/>
-      </w:pPr>
-      <w:r>
-        <w:t>Respuesta</w:t>
+      <w:r>
+        <w:br w:type="page"/>
       </w:r>
     </w:p>
     <w:p>
@@ -978,34 +1675,21 @@
         <w:pStyle w:val="Ttulo1"/>
         <w:spacing w:after="240"/>
       </w:pPr>
-      <w:bookmarkStart w:id="5" w:name="_Toc240646881"/>
-      <w:bookmarkStart w:id="6" w:name="_Toc240647017"/>
-      <w:r>
-        <w:t>Ejercicio 3</w:t>
-      </w:r>
+      <w:bookmarkStart w:id="4" w:name="_Toc240646882"/>
+      <w:bookmarkStart w:id="5" w:name="_Toc241858150"/>
+      <w:r>
+        <w:lastRenderedPageBreak/>
+        <w:t>Bibliografía</w:t>
+      </w:r>
+      <w:bookmarkEnd w:id="4"/>
       <w:bookmarkEnd w:id="5"/>
-      <w:bookmarkEnd w:id="6"/>
-    </w:p>
-    <w:p>
-      <w:pPr>
-        <w:spacing w:after="240"/>
-        <w:rPr>
-          <w:b/>
-        </w:rPr>
-      </w:pPr>
-      <w:r>
-        <w:rPr>
-          <w:b/>
-        </w:rPr>
-        <w:t>Enunciado…</w:t>
-      </w:r>
     </w:p>
     <w:p>
       <w:pPr>
         <w:spacing w:after="240"/>
       </w:pPr>
       <w:r>
-        <w:t>Respuesta</w:t>
+        <w:t>Referencia 1: [link]</w:t>
       </w:r>
     </w:p>
     <w:p>
@@ -1013,43 +1697,13 @@
         <w:spacing w:after="240"/>
       </w:pPr>
       <w:r>
-        <w:br w:type="page"/>
-      </w:r>
-    </w:p>
-    <w:p>
-      <w:pPr>
-        <w:pStyle w:val="Ttulo1"/>
-        <w:spacing w:after="240"/>
-      </w:pPr>
-      <w:bookmarkStart w:id="7" w:name="_Toc240646882"/>
-      <w:bookmarkStart w:id="8" w:name="_Toc240647018"/>
-      <w:r>
-        <w:lastRenderedPageBreak/>
-        <w:t>Bibliografía</w:t>
-      </w:r>
-      <w:bookmarkEnd w:id="7"/>
-      <w:bookmarkEnd w:id="8"/>
-    </w:p>
-    <w:p>
-      <w:pPr>
-        <w:spacing w:after="240"/>
-      </w:pPr>
-      <w:r>
-        <w:t>Referencia 1: [link]</w:t>
-      </w:r>
-    </w:p>
-    <w:p>
-      <w:pPr>
-        <w:spacing w:after="240"/>
-      </w:pPr>
-      <w:r>
         <w:t>…</w:t>
       </w:r>
     </w:p>
     <w:sectPr>
-      <w:headerReference w:type="default" r:id="rId8"/>
-      <w:footerReference w:type="default" r:id="rId9"/>
-      <w:headerReference w:type="first" r:id="rId10"/>
+      <w:headerReference w:type="default" r:id="rId25"/>
+      <w:footerReference w:type="default" r:id="rId26"/>
+      <w:headerReference w:type="first" r:id="rId27"/>
       <w:pgSz w:w="11906" w:h="16838"/>
       <w:pgMar w:top="1417" w:right="1701" w:bottom="1417" w:left="1701" w:header="708" w:footer="708" w:gutter="0"/>
       <w:pgNumType w:start="0"/>
@@ -1116,7 +1770,7 @@
           <w:rPr>
             <w:noProof/>
           </w:rPr>
-          <w:t>3</w:t>
+          <w:t>10</w:t>
         </w:r>
         <w:r>
           <w:fldChar w:fldCharType="end"/>
@@ -2084,7 +2738,7 @@
 </file>
 
 <file path=customXml/itemProps2.xml><?xml version="1.0" encoding="utf-8"?>
-<ds:datastoreItem xmlns:ds="http://schemas.openxmlformats.org/officeDocument/2006/customXml" ds:itemID="{16F52694-FA6B-4F23-A984-46E3D5AFCF08}">
+<ds:datastoreItem xmlns:ds="http://schemas.openxmlformats.org/officeDocument/2006/customXml" ds:itemID="{EF5F33DE-A047-4996-BFDE-03A6A2A25348}">
   <ds:schemaRefs>
     <ds:schemaRef ds:uri="http://schemas.openxmlformats.org/officeDocument/2006/bibliography"/>
   </ds:schemaRefs>

--- a/Trabajos/Despliegue de Aplicaciones Web/iMarin_DAW_DU1_P2.docx
+++ b/Trabajos/Despliegue de Aplicaciones Web/iMarin_DAW_DU1_P2.docx
@@ -10,16 +10,17 @@
           <w:docPartUnique/>
         </w:docPartObj>
       </w:sdtPr>
-      <w:sdtEndPr/>
       <w:sdtContent>
         <w:p>
           <w:pPr>
             <w:spacing w:after="240"/>
+            <w:jc w:val="both"/>
           </w:pPr>
         </w:p>
         <w:p>
           <w:pPr>
             <w:spacing w:after="240"/>
+            <w:jc w:val="both"/>
           </w:pPr>
           <w:r>
             <w:rPr>
@@ -117,7 +118,6 @@
                                     <w:dataBinding w:prefixMappings="xmlns:ns0='http://purl.org/dc/elements/1.1/' xmlns:ns1='http://schemas.openxmlformats.org/package/2006/metadata/core-properties' " w:xpath="/ns1:coreProperties[1]/ns0:title[1]" w:storeItemID="{6C3C8BC8-F283-45AE-878A-BAB7291924A1}"/>
                                     <w:text/>
                                   </w:sdtPr>
-                                  <w:sdtEndPr/>
                                   <w:sdtContent>
                                     <w:r>
                                       <w:rPr>
@@ -144,7 +144,6 @@
                                   <w:dataBinding w:prefixMappings="xmlns:ns0='http://purl.org/dc/elements/1.1/' xmlns:ns1='http://schemas.openxmlformats.org/package/2006/metadata/core-properties' " w:xpath="/ns1:coreProperties[1]/ns0:subject[1]" w:storeItemID="{6C3C8BC8-F283-45AE-878A-BAB7291924A1}"/>
                                   <w:text/>
                                 </w:sdtPr>
-                                <w:sdtEndPr/>
                                 <w:sdtContent>
                                   <w:p>
                                     <w:pPr>
@@ -183,7 +182,6 @@
                                   <w:dataBinding w:prefixMappings="xmlns:ns0='http://purl.org/dc/elements/1.1/' xmlns:ns1='http://schemas.openxmlformats.org/package/2006/metadata/core-properties' " w:xpath="/ns1:coreProperties[1]/ns0:creator[1]" w:storeItemID="{6C3C8BC8-F283-45AE-878A-BAB7291924A1}"/>
                                   <w:text/>
                                 </w:sdtPr>
-                                <w:sdtEndPr/>
                                 <w:sdtContent>
                                   <w:p>
                                     <w:pPr>
@@ -234,7 +232,7 @@
                     <v:stroke joinstyle="miter"/>
                     <v:path gradientshapeok="t" o:connecttype="rect"/>
                   </v:shapetype>
-                  <v:shape id="Cuadro de texto 131" o:spid="_x0000_s1026" type="#_x0000_t202" style="position:absolute;margin-left:0;margin-top:0;width:369pt;height:529.2pt;z-index:251660288;visibility:visible;mso-wrap-style:square;mso-width-percent:790;mso-height-percent:350;mso-left-percent:77;mso-top-percent:540;mso-wrap-distance-left:14.4pt;mso-wrap-distance-top:0;mso-wrap-distance-right:14.4pt;mso-wrap-distance-bottom:0;mso-position-horizontal-relative:margin;mso-position-vertical-relative:page;mso-width-percent:790;mso-height-percent:350;mso-left-percent:77;mso-top-percent:540;mso-width-relative:margin;mso-height-relative:page;v-text-anchor:top" o:gfxdata="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" filled="f" stroked="f" strokeweight=".5pt">
+                  <v:shape id="Cuadro de texto 131" o:spid="_x0000_s1026" type="#_x0000_t202" style="position:absolute;left:0;text-align:left;margin-left:0;margin-top:0;width:369pt;height:529.2pt;z-index:251660288;visibility:visible;mso-wrap-style:square;mso-width-percent:790;mso-height-percent:350;mso-left-percent:77;mso-top-percent:540;mso-wrap-distance-left:14.4pt;mso-wrap-distance-top:0;mso-wrap-distance-right:14.4pt;mso-wrap-distance-bottom:0;mso-position-horizontal-relative:margin;mso-position-vertical-relative:page;mso-width-percent:790;mso-height-percent:350;mso-left-percent:77;mso-top-percent:540;mso-width-relative:margin;mso-height-relative:page;v-text-anchor:top" o:gfxdata="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" filled="f" stroked="f" strokeweight=".5pt">
                     <v:textbox style="mso-fit-shape-to-text:t" inset="0,0,0,0">
                       <w:txbxContent>
                         <w:p>
@@ -260,7 +258,6 @@
                               <w:dataBinding w:prefixMappings="xmlns:ns0='http://purl.org/dc/elements/1.1/' xmlns:ns1='http://schemas.openxmlformats.org/package/2006/metadata/core-properties' " w:xpath="/ns1:coreProperties[1]/ns0:title[1]" w:storeItemID="{6C3C8BC8-F283-45AE-878A-BAB7291924A1}"/>
                               <w:text/>
                             </w:sdtPr>
-                            <w:sdtEndPr/>
                             <w:sdtContent>
                               <w:r>
                                 <w:rPr>
@@ -287,7 +284,6 @@
                             <w:dataBinding w:prefixMappings="xmlns:ns0='http://purl.org/dc/elements/1.1/' xmlns:ns1='http://schemas.openxmlformats.org/package/2006/metadata/core-properties' " w:xpath="/ns1:coreProperties[1]/ns0:subject[1]" w:storeItemID="{6C3C8BC8-F283-45AE-878A-BAB7291924A1}"/>
                             <w:text/>
                           </w:sdtPr>
-                          <w:sdtEndPr/>
                           <w:sdtContent>
                             <w:p>
                               <w:pPr>
@@ -326,7 +322,6 @@
                             <w:dataBinding w:prefixMappings="xmlns:ns0='http://purl.org/dc/elements/1.1/' xmlns:ns1='http://schemas.openxmlformats.org/package/2006/metadata/core-properties' " w:xpath="/ns1:coreProperties[1]/ns0:creator[1]" w:storeItemID="{6C3C8BC8-F283-45AE-878A-BAB7291924A1}"/>
                             <w:text/>
                           </w:sdtPr>
-                          <w:sdtEndPr/>
                           <w:sdtContent>
                             <w:p>
                               <w:pPr>
@@ -445,7 +440,6 @@
                                     <w:calendar w:val="gregorian"/>
                                   </w:date>
                                 </w:sdtPr>
-                                <w:sdtEndPr/>
                                 <w:sdtContent>
                                   <w:p>
                                     <w:pPr>
@@ -490,7 +484,7 @@
               </mc:Choice>
               <mc:Fallback>
                 <w:pict>
-                  <v:rect id="Rectángulo 132" o:spid="_x0000_s1027" style="position:absolute;margin-left:-4.4pt;margin-top:0;width:46.8pt;height:77.75pt;z-index:251659264;visibility:visible;mso-wrap-style:square;mso-width-percent:76;mso-height-percent:98;mso-top-percent:23;mso-wrap-distance-left:9pt;mso-wrap-distance-top:0;mso-wrap-distance-right:9pt;mso-wrap-distance-bottom:0;mso-position-horizontal:right;mso-position-horizontal-relative:margin;mso-position-vertical-relative:page;mso-width-percent:76;mso-height-percent:98;mso-top-percent:23;mso-width-relative:page;mso-height-relative:page;v-text-anchor:bottom" o:gfxdata="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" fillcolor="#5b9bd5 [3204]" stroked="f" strokeweight="1pt">
+                  <v:rect id="Rectángulo 132" o:spid="_x0000_s1027" style="position:absolute;left:0;text-align:left;margin-left:-4.4pt;margin-top:0;width:46.8pt;height:77.75pt;z-index:251659264;visibility:visible;mso-wrap-style:square;mso-width-percent:76;mso-height-percent:98;mso-top-percent:23;mso-wrap-distance-left:9pt;mso-wrap-distance-top:0;mso-wrap-distance-right:9pt;mso-wrap-distance-bottom:0;mso-position-horizontal:right;mso-position-horizontal-relative:margin;mso-position-vertical-relative:page;mso-width-percent:76;mso-height-percent:98;mso-top-percent:23;mso-width-relative:page;mso-height-relative:page;v-text-anchor:bottom" o:gfxdata="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" fillcolor="#5b9bd5 [3204]" stroked="f" strokeweight="1pt">
                     <v:path arrowok="t"/>
                     <o:lock v:ext="edit" aspectratio="t"/>
                     <v:textbox inset="3.6pt,,3.6pt">
@@ -513,7 +507,6 @@
                               <w:calendar w:val="gregorian"/>
                             </w:date>
                           </w:sdtPr>
-                          <w:sdtEndPr/>
                           <w:sdtContent>
                             <w:p>
                               <w:pPr>
@@ -575,6 +568,7 @@
         <w:p>
           <w:pPr>
             <w:pStyle w:val="TtuloTDC"/>
+            <w:jc w:val="both"/>
           </w:pPr>
           <w:r>
             <w:t>Índice</w:t>
@@ -586,6 +580,7 @@
             <w:tabs>
               <w:tab w:val="right" w:leader="dot" w:pos="8494"/>
             </w:tabs>
+            <w:jc w:val="both"/>
           </w:pPr>
         </w:p>
         <w:p>
@@ -609,7 +604,7 @@
           <w:r>
             <w:fldChar w:fldCharType="separate"/>
           </w:r>
-          <w:hyperlink w:anchor="_Toc241858148" w:history="1">
+          <w:hyperlink w:anchor="_Toc242453596" w:history="1">
             <w:r>
               <w:rPr>
                 <w:rStyle w:val="Hipervnculo"/>
@@ -636,7 +631,7 @@
                 <w:noProof/>
                 <w:webHidden/>
               </w:rPr>
-              <w:instrText xml:space="preserve"> PAGEREF _Toc241858148 \h </w:instrText>
+              <w:instrText xml:space="preserve"> PAGEREF _Toc242453596 \h </w:instrText>
             </w:r>
             <w:r>
               <w:rPr>
@@ -679,7 +674,7 @@
               <w:lang w:eastAsia="es-ES"/>
             </w:rPr>
           </w:pPr>
-          <w:hyperlink w:anchor="_Toc241858149" w:history="1">
+          <w:hyperlink w:anchor="_Toc242453597" w:history="1">
             <w:r>
               <w:rPr>
                 <w:rStyle w:val="Hipervnculo"/>
@@ -706,77 +701,7 @@
                 <w:noProof/>
                 <w:webHidden/>
               </w:rPr>
-              <w:instrText xml:space="preserve"> PAGEREF _Toc241858149 \h </w:instrText>
-            </w:r>
-            <w:r>
-              <w:rPr>
-                <w:noProof/>
-                <w:webHidden/>
-              </w:rPr>
-            </w:r>
-            <w:r>
-              <w:rPr>
-                <w:noProof/>
-                <w:webHidden/>
-              </w:rPr>
-              <w:fldChar w:fldCharType="separate"/>
-            </w:r>
-            <w:r>
-              <w:rPr>
-                <w:noProof/>
-                <w:webHidden/>
-              </w:rPr>
-              <w:t>8</w:t>
-            </w:r>
-            <w:r>
-              <w:rPr>
-                <w:noProof/>
-                <w:webHidden/>
-              </w:rPr>
-              <w:fldChar w:fldCharType="end"/>
-            </w:r>
-          </w:hyperlink>
-        </w:p>
-        <w:p>
-          <w:pPr>
-            <w:pStyle w:val="TDC1"/>
-            <w:tabs>
-              <w:tab w:val="right" w:leader="dot" w:pos="8494"/>
-            </w:tabs>
-            <w:rPr>
-              <w:rFonts w:eastAsiaTheme="minorEastAsia"/>
-              <w:noProof/>
-              <w:lang w:eastAsia="es-ES"/>
-            </w:rPr>
-          </w:pPr>
-          <w:hyperlink w:anchor="_Toc241858150" w:history="1">
-            <w:r>
-              <w:rPr>
-                <w:rStyle w:val="Hipervnculo"/>
-                <w:noProof/>
-              </w:rPr>
-              <w:t>Bibliografía</w:t>
-            </w:r>
-            <w:r>
-              <w:rPr>
-                <w:noProof/>
-                <w:webHidden/>
-              </w:rPr>
-              <w:tab/>
-            </w:r>
-            <w:r>
-              <w:rPr>
-                <w:noProof/>
-                <w:webHidden/>
-              </w:rPr>
-              <w:fldChar w:fldCharType="begin"/>
-            </w:r>
-            <w:r>
-              <w:rPr>
-                <w:noProof/>
-                <w:webHidden/>
-              </w:rPr>
-              <w:instrText xml:space="preserve"> PAGEREF _Toc241858150 \h </w:instrText>
+              <w:instrText xml:space="preserve"> PAGEREF _Toc242453597 \h </w:instrText>
             </w:r>
             <w:r>
               <w:rPr>
@@ -808,6 +733,149 @@
           </w:hyperlink>
         </w:p>
         <w:p>
+          <w:pPr>
+            <w:pStyle w:val="TDC1"/>
+            <w:tabs>
+              <w:tab w:val="right" w:leader="dot" w:pos="8494"/>
+            </w:tabs>
+            <w:rPr>
+              <w:rFonts w:eastAsiaTheme="minorEastAsia"/>
+              <w:noProof/>
+              <w:lang w:eastAsia="es-ES"/>
+            </w:rPr>
+          </w:pPr>
+          <w:hyperlink w:anchor="_Toc242453598" w:history="1">
+            <w:r>
+              <w:rPr>
+                <w:rStyle w:val="Hipervnculo"/>
+                <w:noProof/>
+              </w:rPr>
+              <w:t>Preguntas finales</w:t>
+            </w:r>
+            <w:r>
+              <w:rPr>
+                <w:noProof/>
+                <w:webHidden/>
+              </w:rPr>
+              <w:tab/>
+            </w:r>
+            <w:r>
+              <w:rPr>
+                <w:noProof/>
+                <w:webHidden/>
+              </w:rPr>
+              <w:fldChar w:fldCharType="begin"/>
+            </w:r>
+            <w:r>
+              <w:rPr>
+                <w:noProof/>
+                <w:webHidden/>
+              </w:rPr>
+              <w:instrText xml:space="preserve"> PAGEREF _Toc242453598 \h </w:instrText>
+            </w:r>
+            <w:r>
+              <w:rPr>
+                <w:noProof/>
+                <w:webHidden/>
+              </w:rPr>
+            </w:r>
+            <w:r>
+              <w:rPr>
+                <w:noProof/>
+                <w:webHidden/>
+              </w:rPr>
+              <w:fldChar w:fldCharType="separate"/>
+            </w:r>
+            <w:r>
+              <w:rPr>
+                <w:noProof/>
+                <w:webHidden/>
+              </w:rPr>
+              <w:t>12</w:t>
+            </w:r>
+            <w:r>
+              <w:rPr>
+                <w:noProof/>
+                <w:webHidden/>
+              </w:rPr>
+              <w:fldChar w:fldCharType="end"/>
+            </w:r>
+          </w:hyperlink>
+        </w:p>
+        <w:p>
+          <w:pPr>
+            <w:pStyle w:val="TDC1"/>
+            <w:tabs>
+              <w:tab w:val="right" w:leader="dot" w:pos="8494"/>
+            </w:tabs>
+            <w:rPr>
+              <w:rFonts w:eastAsiaTheme="minorEastAsia"/>
+              <w:noProof/>
+              <w:lang w:eastAsia="es-ES"/>
+            </w:rPr>
+          </w:pPr>
+          <w:hyperlink w:anchor="_Toc242453599" w:history="1">
+            <w:r>
+              <w:rPr>
+                <w:rStyle w:val="Hipervnculo"/>
+                <w:noProof/>
+              </w:rPr>
+              <w:t>Bibliografía</w:t>
+            </w:r>
+            <w:r>
+              <w:rPr>
+                <w:noProof/>
+                <w:webHidden/>
+              </w:rPr>
+              <w:tab/>
+            </w:r>
+            <w:r>
+              <w:rPr>
+                <w:noProof/>
+                <w:webHidden/>
+              </w:rPr>
+              <w:fldChar w:fldCharType="begin"/>
+            </w:r>
+            <w:r>
+              <w:rPr>
+                <w:noProof/>
+                <w:webHidden/>
+              </w:rPr>
+              <w:instrText xml:space="preserve"> PAGEREF _Toc242453599 \h </w:instrText>
+            </w:r>
+            <w:r>
+              <w:rPr>
+                <w:noProof/>
+                <w:webHidden/>
+              </w:rPr>
+            </w:r>
+            <w:r>
+              <w:rPr>
+                <w:noProof/>
+                <w:webHidden/>
+              </w:rPr>
+              <w:fldChar w:fldCharType="separate"/>
+            </w:r>
+            <w:r>
+              <w:rPr>
+                <w:noProof/>
+                <w:webHidden/>
+              </w:rPr>
+              <w:t>13</w:t>
+            </w:r>
+            <w:r>
+              <w:rPr>
+                <w:noProof/>
+                <w:webHidden/>
+              </w:rPr>
+              <w:fldChar w:fldCharType="end"/>
+            </w:r>
+          </w:hyperlink>
+        </w:p>
+        <w:p>
+          <w:pPr>
+            <w:jc w:val="both"/>
+          </w:pPr>
           <w:r>
             <w:rPr>
               <w:b/>
@@ -820,6 +888,7 @@
     </w:sdt>
     <w:p>
       <w:pPr>
+        <w:jc w:val="both"/>
         <w:rPr>
           <w:lang w:eastAsia="es-ES"/>
         </w:rPr>
@@ -828,33 +897,39 @@
     <w:p>
       <w:pPr>
         <w:spacing w:after="240"/>
+        <w:jc w:val="both"/>
       </w:pPr>
       <w:r>
         <w:br w:type="page"/>
       </w:r>
+      <w:bookmarkStart w:id="0" w:name="_GoBack"/>
+      <w:bookmarkEnd w:id="0"/>
     </w:p>
     <w:p>
       <w:pPr>
         <w:pStyle w:val="Ttulo1"/>
         <w:spacing w:after="240"/>
-      </w:pPr>
-      <w:bookmarkStart w:id="0" w:name="_Toc241858148"/>
+        <w:jc w:val="both"/>
+      </w:pPr>
+      <w:bookmarkStart w:id="1" w:name="_Toc242453596"/>
       <w:r>
         <w:lastRenderedPageBreak/>
-        <w:t xml:space="preserve">Creación del </w:t>
-      </w:r>
-      <w:proofErr w:type="spellStart"/>
-      <w:r>
-        <w:t>servlet</w:t>
-      </w:r>
-      <w:bookmarkEnd w:id="0"/>
-      <w:proofErr w:type="spellEnd"/>
-    </w:p>
-    <w:p>
-      <w:bookmarkStart w:id="1" w:name="_Toc240646880"/>
-      <w:r>
+        <w:t>Creación del servlet</w:t>
+      </w:r>
+      <w:bookmarkEnd w:id="1"/>
+    </w:p>
+    <w:p>
+      <w:pPr>
+        <w:jc w:val="both"/>
+      </w:pPr>
+      <w:bookmarkStart w:id="2" w:name="_Toc240646880"/>
+      <w:r>
+        <w:rPr>
+          <w:noProof/>
+          <w:lang w:eastAsia="es-ES"/>
+        </w:rPr>
         <w:drawing>
-          <wp:inline distT="0" distB="0" distL="0" distR="0" wp14:anchorId="0D1ABC4F" wp14:editId="55B6CBC2">
+          <wp:inline distT="0" distB="0" distL="0" distR="0" wp14:anchorId="45ACF6A7" wp14:editId="177F4CAC">
             <wp:extent cx="5400040" cy="3035935"/>
             <wp:effectExtent l="0" t="0" r="0" b="0"/>
             <wp:docPr id="1" name="Imagen 1"/>
@@ -891,18 +966,28 @@
       </w:r>
     </w:p>
     <w:p>
+      <w:pPr>
+        <w:jc w:val="both"/>
+      </w:pPr>
       <w:r>
         <w:t>P</w:t>
       </w:r>
-      <w:bookmarkEnd w:id="1"/>
+      <w:bookmarkEnd w:id="2"/>
       <w:r>
         <w:t>ágina de Tomcat abierta una vez iniciado el servicio e instalado el JRE (en mi caso, JDK 17).</w:t>
       </w:r>
     </w:p>
     <w:p>
-      <w:r>
+      <w:pPr>
+        <w:jc w:val="both"/>
+      </w:pPr>
+      <w:r>
+        <w:rPr>
+          <w:noProof/>
+          <w:lang w:eastAsia="es-ES"/>
+        </w:rPr>
         <w:drawing>
-          <wp:inline distT="0" distB="0" distL="0" distR="0" wp14:anchorId="60B3BFFE" wp14:editId="6AD97067">
+          <wp:inline distT="0" distB="0" distL="0" distR="0" wp14:anchorId="09AD1A76" wp14:editId="50DCC847">
             <wp:extent cx="5400040" cy="3063240"/>
             <wp:effectExtent l="0" t="0" r="0" b="3810"/>
             <wp:docPr id="2" name="Imagen 2"/>
@@ -939,15 +1024,25 @@
       </w:r>
     </w:p>
     <w:p>
+      <w:pPr>
+        <w:jc w:val="both"/>
+      </w:pPr>
       <w:r>
         <w:t>Software de Eclipse ya abierto.</w:t>
       </w:r>
     </w:p>
     <w:p>
-      <w:r>
+      <w:pPr>
+        <w:jc w:val="both"/>
+      </w:pPr>
+      <w:r>
+        <w:rPr>
+          <w:noProof/>
+          <w:lang w:eastAsia="es-ES"/>
+        </w:rPr>
         <w:lastRenderedPageBreak/>
         <w:drawing>
-          <wp:inline distT="0" distB="0" distL="0" distR="0" wp14:anchorId="32BA064C" wp14:editId="25905439">
+          <wp:inline distT="0" distB="0" distL="0" distR="0" wp14:anchorId="40FC3A76" wp14:editId="275BA593">
             <wp:extent cx="5400040" cy="3035935"/>
             <wp:effectExtent l="0" t="0" r="0" b="0"/>
             <wp:docPr id="3" name="Imagen 3"/>
@@ -984,14 +1079,24 @@
       </w:r>
     </w:p>
     <w:p>
+      <w:pPr>
+        <w:jc w:val="both"/>
+      </w:pPr>
       <w:r>
         <w:t>Servidor de aplicaciones ya definido en Eclipse, habiendo elegido nuestro JRE.</w:t>
       </w:r>
     </w:p>
     <w:p>
-      <w:r>
+      <w:pPr>
+        <w:jc w:val="both"/>
+      </w:pPr>
+      <w:r>
+        <w:rPr>
+          <w:noProof/>
+          <w:lang w:eastAsia="es-ES"/>
+        </w:rPr>
         <w:drawing>
-          <wp:inline distT="0" distB="0" distL="0" distR="0" wp14:anchorId="2CFBD48B" wp14:editId="5415970F">
+          <wp:inline distT="0" distB="0" distL="0" distR="0" wp14:anchorId="01EBB0AD" wp14:editId="49E5A022">
             <wp:extent cx="5400040" cy="3035935"/>
             <wp:effectExtent l="0" t="0" r="0" b="0"/>
             <wp:docPr id="4" name="Imagen 4"/>
@@ -1028,15 +1133,25 @@
       </w:r>
     </w:p>
     <w:p>
+      <w:pPr>
+        <w:jc w:val="both"/>
+      </w:pPr>
       <w:r>
         <w:t>Menú de configuración del Proyecto Web Dinámico.</w:t>
       </w:r>
     </w:p>
     <w:p>
-      <w:r>
+      <w:pPr>
+        <w:jc w:val="both"/>
+      </w:pPr>
+      <w:r>
+        <w:rPr>
+          <w:noProof/>
+          <w:lang w:eastAsia="es-ES"/>
+        </w:rPr>
         <w:lastRenderedPageBreak/>
         <w:drawing>
-          <wp:inline distT="0" distB="0" distL="0" distR="0" wp14:anchorId="5B510DFD" wp14:editId="4F928032">
+          <wp:inline distT="0" distB="0" distL="0" distR="0" wp14:anchorId="093D168B" wp14:editId="079682FA">
             <wp:extent cx="5400040" cy="3035935"/>
             <wp:effectExtent l="0" t="0" r="0" b="0"/>
             <wp:docPr id="5" name="Imagen 5"/>
@@ -1073,26 +1188,24 @@
       </w:r>
     </w:p>
     <w:p>
-      <w:r>
-        <w:t xml:space="preserve">Menú de creación del </w:t>
-      </w:r>
-      <w:proofErr w:type="spellStart"/>
-      <w:r>
-        <w:t>servlet</w:t>
-      </w:r>
-      <w:proofErr w:type="spellEnd"/>
-      <w:r>
-        <w:t>.</w:t>
-      </w:r>
-    </w:p>
-    <w:p>
+      <w:pPr>
+        <w:jc w:val="both"/>
+      </w:pPr>
+      <w:r>
+        <w:t>Menú de creación del servlet.</w:t>
+      </w:r>
+    </w:p>
+    <w:p>
+      <w:pPr>
+        <w:jc w:val="both"/>
+      </w:pPr>
       <w:r>
         <w:rPr>
           <w:noProof/>
           <w:lang w:eastAsia="es-ES"/>
         </w:rPr>
         <w:drawing>
-          <wp:inline distT="0" distB="0" distL="0" distR="0" wp14:anchorId="424CDD79" wp14:editId="19D94699">
+          <wp:inline distT="0" distB="0" distL="0" distR="0" wp14:anchorId="342B784E" wp14:editId="02B306C1">
             <wp:extent cx="5400040" cy="3035935"/>
             <wp:effectExtent l="0" t="0" r="0" b="0"/>
             <wp:docPr id="6" name="Imagen 6"/>
@@ -1129,23 +1242,25 @@
       </w:r>
     </w:p>
     <w:p>
-      <w:r>
-        <w:t xml:space="preserve">Una vez salgamos del menú de creación del </w:t>
-      </w:r>
-      <w:proofErr w:type="spellStart"/>
-      <w:r>
-        <w:t>servlet</w:t>
-      </w:r>
-      <w:proofErr w:type="spellEnd"/>
-      <w:r>
-        <w:t>, obtendremos el siguiente código.</w:t>
-      </w:r>
-    </w:p>
-    <w:p>
-      <w:r>
+      <w:pPr>
+        <w:jc w:val="both"/>
+      </w:pPr>
+      <w:r>
+        <w:t>Una vez salgamos del menú de creación del servlet, obtendremos el siguiente código.</w:t>
+      </w:r>
+    </w:p>
+    <w:p>
+      <w:pPr>
+        <w:jc w:val="both"/>
+      </w:pPr>
+      <w:r>
+        <w:rPr>
+          <w:noProof/>
+          <w:lang w:eastAsia="es-ES"/>
+        </w:rPr>
         <w:lastRenderedPageBreak/>
         <w:drawing>
-          <wp:inline distT="0" distB="0" distL="0" distR="0" wp14:anchorId="3F7614AE" wp14:editId="30041A6C">
+          <wp:inline distT="0" distB="0" distL="0" distR="0" wp14:anchorId="2916D95B" wp14:editId="6C9D3739">
             <wp:extent cx="5400040" cy="3035935"/>
             <wp:effectExtent l="0" t="0" r="0" b="0"/>
             <wp:docPr id="7" name="Imagen 7"/>
@@ -1182,6 +1297,9 @@
       </w:r>
     </w:p>
     <w:p>
+      <w:pPr>
+        <w:jc w:val="both"/>
+      </w:pPr>
       <w:r>
         <w:t xml:space="preserve">Modificamos los métodos </w:t>
       </w:r>
@@ -1203,9 +1321,16 @@
       </w:r>
     </w:p>
     <w:p>
-      <w:r>
+      <w:pPr>
+        <w:jc w:val="both"/>
+      </w:pPr>
+      <w:r>
+        <w:rPr>
+          <w:noProof/>
+          <w:lang w:eastAsia="es-ES"/>
+        </w:rPr>
         <w:drawing>
-          <wp:inline distT="0" distB="0" distL="0" distR="0" wp14:anchorId="28767874" wp14:editId="63F7BE19">
+          <wp:inline distT="0" distB="0" distL="0" distR="0" wp14:anchorId="665C7B44" wp14:editId="04F1DFC2">
             <wp:extent cx="5400040" cy="3035935"/>
             <wp:effectExtent l="0" t="0" r="0" b="0"/>
             <wp:docPr id="8" name="Imagen 8"/>
@@ -1242,23 +1367,25 @@
       </w:r>
     </w:p>
     <w:p>
-      <w:r>
-        <w:t xml:space="preserve">Menú de creación del archivo JSP en la carpeta </w:t>
-      </w:r>
-      <w:proofErr w:type="spellStart"/>
-      <w:r>
-        <w:t>webapps</w:t>
-      </w:r>
-      <w:proofErr w:type="spellEnd"/>
-      <w:r>
-        <w:t>.</w:t>
-      </w:r>
-    </w:p>
-    <w:p>
-      <w:r>
+      <w:pPr>
+        <w:jc w:val="both"/>
+      </w:pPr>
+      <w:r>
+        <w:t>Menú de creación del archivo JSP en la carpeta webapps.</w:t>
+      </w:r>
+    </w:p>
+    <w:p>
+      <w:pPr>
+        <w:jc w:val="both"/>
+      </w:pPr>
+      <w:r>
+        <w:rPr>
+          <w:noProof/>
+          <w:lang w:eastAsia="es-ES"/>
+        </w:rPr>
         <w:lastRenderedPageBreak/>
         <w:drawing>
-          <wp:inline distT="0" distB="0" distL="0" distR="0" wp14:anchorId="3244BB9F" wp14:editId="11DE83E1">
+          <wp:inline distT="0" distB="0" distL="0" distR="0" wp14:anchorId="4E21D936" wp14:editId="0396CE41">
             <wp:extent cx="5400040" cy="3035935"/>
             <wp:effectExtent l="0" t="0" r="0" b="0"/>
             <wp:docPr id="9" name="Imagen 9"/>
@@ -1295,22 +1422,27 @@
       </w:r>
     </w:p>
     <w:p>
-      <w:r>
-        <w:t>Archivo “</w:t>
-      </w:r>
-      <w:proofErr w:type="spellStart"/>
-      <w:r>
-        <w:t>index.jps</w:t>
-      </w:r>
-      <w:proofErr w:type="spellEnd"/>
+      <w:pPr>
+        <w:jc w:val="both"/>
+      </w:pPr>
+      <w:r>
+        <w:t>Archivo “index.jsp</w:t>
+      </w:r>
       <w:r>
         <w:t>” recién creado.</w:t>
       </w:r>
     </w:p>
     <w:p>
-      <w:r>
+      <w:pPr>
+        <w:jc w:val="both"/>
+      </w:pPr>
+      <w:r>
+        <w:rPr>
+          <w:noProof/>
+          <w:lang w:eastAsia="es-ES"/>
+        </w:rPr>
         <w:drawing>
-          <wp:inline distT="0" distB="0" distL="0" distR="0" wp14:anchorId="2075FC4C" wp14:editId="695CB3DE">
+          <wp:inline distT="0" distB="0" distL="0" distR="0" wp14:anchorId="4B733ABA" wp14:editId="1EA0C45E">
             <wp:extent cx="5400040" cy="3035935"/>
             <wp:effectExtent l="0" t="0" r="0" b="0"/>
             <wp:docPr id="10" name="Imagen 10"/>
@@ -1347,23 +1479,28 @@
       </w:r>
     </w:p>
     <w:p>
-      <w:r>
-        <w:t>Código de “</w:t>
-      </w:r>
-      <w:proofErr w:type="spellStart"/>
-      <w:r>
-        <w:t>index.jps</w:t>
-      </w:r>
-      <w:proofErr w:type="spellEnd"/>
+      <w:pPr>
+        <w:jc w:val="both"/>
+      </w:pPr>
+      <w:r>
+        <w:t>Código de “index.jsp</w:t>
+      </w:r>
       <w:r>
         <w:t>” actualizado.</w:t>
       </w:r>
     </w:p>
     <w:p>
-      <w:r>
+      <w:pPr>
+        <w:jc w:val="both"/>
+      </w:pPr>
+      <w:r>
+        <w:rPr>
+          <w:noProof/>
+          <w:lang w:eastAsia="es-ES"/>
+        </w:rPr>
         <w:lastRenderedPageBreak/>
         <w:drawing>
-          <wp:inline distT="0" distB="0" distL="0" distR="0" wp14:anchorId="246D37B2" wp14:editId="0CFE7EA9">
+          <wp:inline distT="0" distB="0" distL="0" distR="0" wp14:anchorId="189A18FA" wp14:editId="6ABCE597">
             <wp:extent cx="5400040" cy="3035935"/>
             <wp:effectExtent l="0" t="0" r="0" b="0"/>
             <wp:docPr id="12" name="Imagen 12"/>
@@ -1400,11 +1537,17 @@
       </w:r>
     </w:p>
     <w:p>
+      <w:pPr>
+        <w:jc w:val="both"/>
+      </w:pPr>
       <w:r>
         <w:t>Exportando el proyecto en un archivo WAR.</w:t>
       </w:r>
     </w:p>
     <w:p>
+      <w:pPr>
+        <w:jc w:val="both"/>
+      </w:pPr>
       <w:r>
         <w:t xml:space="preserve">Una vez exportado el proyecto, si accedemos a </w:t>
       </w:r>
@@ -1421,13 +1564,16 @@
       </w:r>
     </w:p>
     <w:p>
+      <w:pPr>
+        <w:jc w:val="both"/>
+      </w:pPr>
       <w:r>
         <w:rPr>
           <w:noProof/>
           <w:lang w:eastAsia="es-ES"/>
         </w:rPr>
         <w:drawing>
-          <wp:inline distT="0" distB="0" distL="0" distR="0" wp14:anchorId="1A4DC874" wp14:editId="350FC051">
+          <wp:inline distT="0" distB="0" distL="0" distR="0" wp14:anchorId="6BC0C997" wp14:editId="5E0289BC">
             <wp:extent cx="5400040" cy="3035935"/>
             <wp:effectExtent l="0" t="0" r="0" b="0"/>
             <wp:docPr id="14" name="Imagen 14"/>
@@ -1464,31 +1610,39 @@
       </w:r>
     </w:p>
     <w:p>
+      <w:pPr>
+        <w:jc w:val="both"/>
+      </w:pPr>
       <w:r>
         <w:br w:type="page"/>
       </w:r>
     </w:p>
     <w:p>
+      <w:pPr>
+        <w:jc w:val="both"/>
+      </w:pPr>
       <w:r>
         <w:lastRenderedPageBreak/>
         <w:t>Y si accedemos a “</w:t>
       </w:r>
       <w:r>
-        <w:t>http://localhost:8080/Actividad2/</w:t>
-      </w:r>
-      <w:proofErr w:type="spellStart"/>
-      <w:r>
-        <w:t>MyServlet</w:t>
-      </w:r>
-      <w:proofErr w:type="spellEnd"/>
+        <w:t>http://localhost:8080/Actividad2/MyServlet</w:t>
+      </w:r>
       <w:r>
         <w:t>”, nos mostrará esto:</w:t>
       </w:r>
     </w:p>
     <w:p>
-      <w:r>
+      <w:pPr>
+        <w:jc w:val="both"/>
+      </w:pPr>
+      <w:r>
+        <w:rPr>
+          <w:noProof/>
+          <w:lang w:eastAsia="es-ES"/>
+        </w:rPr>
         <w:drawing>
-          <wp:inline distT="0" distB="0" distL="0" distR="0" wp14:anchorId="3851A36A" wp14:editId="2EF6F7FE">
+          <wp:inline distT="0" distB="0" distL="0" distR="0" wp14:anchorId="226AD015" wp14:editId="76BD86D9">
             <wp:extent cx="5400040" cy="3035935"/>
             <wp:effectExtent l="0" t="0" r="0" b="0"/>
             <wp:docPr id="15" name="Imagen 15"/>
@@ -1526,6 +1680,7 @@
     </w:p>
     <w:p>
       <w:pPr>
+        <w:jc w:val="both"/>
         <w:rPr>
           <w:rFonts w:asciiTheme="majorHAnsi" w:eastAsiaTheme="majorEastAsia" w:hAnsiTheme="majorHAnsi" w:cstheme="majorBidi"/>
           <w:color w:val="2E74B5" w:themeColor="accent1" w:themeShade="BF"/>
@@ -1533,7 +1688,6 @@
           <w:szCs w:val="32"/>
         </w:rPr>
       </w:pPr>
-      <w:bookmarkStart w:id="2" w:name="_Toc241858149"/>
       <w:r>
         <w:br w:type="page"/>
       </w:r>
@@ -1542,14 +1696,19 @@
       <w:pPr>
         <w:pStyle w:val="Ttulo1"/>
         <w:spacing w:after="240"/>
-      </w:pPr>
+        <w:jc w:val="both"/>
+      </w:pPr>
+      <w:bookmarkStart w:id="3" w:name="_Toc242453597"/>
       <w:r>
         <w:lastRenderedPageBreak/>
         <w:t>Creación de aplicación simple</w:t>
       </w:r>
-      <w:bookmarkEnd w:id="2"/>
-    </w:p>
-    <w:p>
+      <w:bookmarkEnd w:id="3"/>
+    </w:p>
+    <w:p>
+      <w:pPr>
+        <w:jc w:val="both"/>
+      </w:pPr>
       <w:r>
         <w:t xml:space="preserve">Ahora, crearemos un código sencillo para </w:t>
       </w:r>
@@ -1567,9 +1726,16 @@
       </w:r>
     </w:p>
     <w:p>
-      <w:r>
+      <w:pPr>
+        <w:jc w:val="both"/>
+      </w:pPr>
+      <w:r>
+        <w:rPr>
+          <w:noProof/>
+          <w:lang w:eastAsia="es-ES"/>
+        </w:rPr>
         <w:drawing>
-          <wp:inline distT="0" distB="0" distL="0" distR="0" wp14:anchorId="5394A6FC" wp14:editId="08D6F7FA">
+          <wp:inline distT="0" distB="0" distL="0" distR="0" wp14:anchorId="5FEB2F23" wp14:editId="5C7C38BD">
             <wp:extent cx="5400040" cy="3035935"/>
             <wp:effectExtent l="0" t="0" r="0" b="0"/>
             <wp:docPr id="16" name="Imagen 16"/>
@@ -1606,6 +1772,35 @@
       </w:r>
     </w:p>
     <w:p>
+      <w:pPr>
+        <w:jc w:val="both"/>
+      </w:pPr>
+      <w:r>
+        <w:t>La aplicación permite introducir un número entero y comprobar si es</w:t>
+      </w:r>
+      <w:r>
+        <w:t xml:space="preserve"> o no</w:t>
+      </w:r>
+      <w:r>
+        <w:t xml:space="preserve"> primo. El formulario de index.jsp envía el núm</w:t>
+      </w:r>
+      <w:r>
+        <w:t>ero mediante una petición POST al servlet que hemos creado</w:t>
+      </w:r>
+      <w:r>
+        <w:t>. El servlet recorre los posibles divisores y determina si el número es primo</w:t>
+      </w:r>
+      <w:r>
+        <w:t xml:space="preserve"> o no</w:t>
+      </w:r>
+      <w:r>
+        <w:t>, mostrando después el resultado.</w:t>
+      </w:r>
+    </w:p>
+    <w:p>
+      <w:pPr>
+        <w:jc w:val="both"/>
+      </w:pPr>
       <w:r>
         <w:t xml:space="preserve">Al entrar en </w:t>
       </w:r>
@@ -1622,9 +1817,16 @@
       </w:r>
     </w:p>
     <w:p>
-      <w:r>
+      <w:pPr>
+        <w:jc w:val="both"/>
+      </w:pPr>
+      <w:r>
+        <w:rPr>
+          <w:noProof/>
+          <w:lang w:eastAsia="es-ES"/>
+        </w:rPr>
         <w:drawing>
-          <wp:inline distT="0" distB="0" distL="0" distR="0" wp14:anchorId="2EFF9B21" wp14:editId="160D0B4D">
+          <wp:inline distT="0" distB="0" distL="0" distR="0" wp14:anchorId="2499A180" wp14:editId="34D56220">
             <wp:extent cx="5400040" cy="3035935"/>
             <wp:effectExtent l="0" t="0" r="0" b="0"/>
             <wp:docPr id="17" name="Imagen 17"/>
@@ -1661,11 +1863,213 @@
       </w:r>
     </w:p>
     <w:p>
+      <w:pPr>
+        <w:jc w:val="both"/>
+      </w:pPr>
       <w:r>
         <w:t>En el campo de texto, podremos poner un número cualquiera y, al darle a “Comprobar”, el programa nos dirigirá aquí</w:t>
       </w:r>
-      <w:bookmarkStart w:id="3" w:name="_GoBack"/>
-      <w:bookmarkEnd w:id="3"/>
+      <w:r>
+        <w:t xml:space="preserve"> (en este ejemplo he puesto el número 172).</w:t>
+      </w:r>
+    </w:p>
+    <w:p>
+      <w:pPr>
+        <w:jc w:val="both"/>
+      </w:pPr>
+      <w:r>
+        <w:lastRenderedPageBreak/>
+        <w:drawing>
+          <wp:inline distT="0" distB="0" distL="0" distR="0" wp14:anchorId="7922290F" wp14:editId="2E8E1092">
+            <wp:extent cx="5400040" cy="3035935"/>
+            <wp:effectExtent l="0" t="0" r="0" b="0"/>
+            <wp:docPr id="11" name="Imagen 11"/>
+            <wp:cNvGraphicFramePr>
+              <a:graphicFrameLocks xmlns:a="http://schemas.openxmlformats.org/drawingml/2006/main" noChangeAspect="1"/>
+            </wp:cNvGraphicFramePr>
+            <a:graphic xmlns:a="http://schemas.openxmlformats.org/drawingml/2006/main">
+              <a:graphicData uri="http://schemas.openxmlformats.org/drawingml/2006/picture">
+                <pic:pic xmlns:pic="http://schemas.openxmlformats.org/drawingml/2006/picture">
+                  <pic:nvPicPr>
+                    <pic:cNvPr id="1" name=""/>
+                    <pic:cNvPicPr/>
+                  </pic:nvPicPr>
+                  <pic:blipFill>
+                    <a:blip r:embed="rId25"/>
+                    <a:stretch>
+                      <a:fillRect/>
+                    </a:stretch>
+                  </pic:blipFill>
+                  <pic:spPr>
+                    <a:xfrm>
+                      <a:off x="0" y="0"/>
+                      <a:ext cx="5400040" cy="3035935"/>
+                    </a:xfrm>
+                    <a:prstGeom prst="rect">
+                      <a:avLst/>
+                    </a:prstGeom>
+                  </pic:spPr>
+                </pic:pic>
+              </a:graphicData>
+            </a:graphic>
+          </wp:inline>
+        </w:drawing>
+      </w:r>
+    </w:p>
+    <w:p>
+      <w:pPr>
+        <w:jc w:val="both"/>
+      </w:pPr>
+      <w:r>
+        <w:t>Y lo mismo ocurre con los números que sí son primos.</w:t>
+      </w:r>
+    </w:p>
+    <w:p>
+      <w:pPr>
+        <w:jc w:val="both"/>
+      </w:pPr>
+      <w:r>
+        <w:drawing>
+          <wp:inline distT="0" distB="0" distL="0" distR="0" wp14:anchorId="1B1E8F14" wp14:editId="7E63A42A">
+            <wp:extent cx="5400040" cy="3035935"/>
+            <wp:effectExtent l="0" t="0" r="0" b="0"/>
+            <wp:docPr id="13" name="Imagen 13"/>
+            <wp:cNvGraphicFramePr>
+              <a:graphicFrameLocks xmlns:a="http://schemas.openxmlformats.org/drawingml/2006/main" noChangeAspect="1"/>
+            </wp:cNvGraphicFramePr>
+            <a:graphic xmlns:a="http://schemas.openxmlformats.org/drawingml/2006/main">
+              <a:graphicData uri="http://schemas.openxmlformats.org/drawingml/2006/picture">
+                <pic:pic xmlns:pic="http://schemas.openxmlformats.org/drawingml/2006/picture">
+                  <pic:nvPicPr>
+                    <pic:cNvPr id="1" name=""/>
+                    <pic:cNvPicPr/>
+                  </pic:nvPicPr>
+                  <pic:blipFill>
+                    <a:blip r:embed="rId26"/>
+                    <a:stretch>
+                      <a:fillRect/>
+                    </a:stretch>
+                  </pic:blipFill>
+                  <pic:spPr>
+                    <a:xfrm>
+                      <a:off x="0" y="0"/>
+                      <a:ext cx="5400040" cy="3035935"/>
+                    </a:xfrm>
+                    <a:prstGeom prst="rect">
+                      <a:avLst/>
+                    </a:prstGeom>
+                  </pic:spPr>
+                </pic:pic>
+              </a:graphicData>
+            </a:graphic>
+          </wp:inline>
+        </w:drawing>
+      </w:r>
+    </w:p>
+    <w:p>
+      <w:pPr>
+        <w:jc w:val="both"/>
+      </w:pPr>
+      <w:r>
+        <w:t>Aquí se muestra una versión gráficamente mejorada de la pantalla del resultado, para que encaje mejor con el estilo de la página principal.</w:t>
+      </w:r>
+    </w:p>
+    <w:p>
+      <w:pPr>
+        <w:jc w:val="both"/>
+      </w:pPr>
+      <w:r>
+        <w:lastRenderedPageBreak/>
+        <w:drawing>
+          <wp:inline distT="0" distB="0" distL="0" distR="0" wp14:anchorId="4F9DDE69" wp14:editId="766A456C">
+            <wp:extent cx="5400040" cy="3035935"/>
+            <wp:effectExtent l="0" t="0" r="0" b="0"/>
+            <wp:docPr id="19" name="Imagen 19"/>
+            <wp:cNvGraphicFramePr>
+              <a:graphicFrameLocks xmlns:a="http://schemas.openxmlformats.org/drawingml/2006/main" noChangeAspect="1"/>
+            </wp:cNvGraphicFramePr>
+            <a:graphic xmlns:a="http://schemas.openxmlformats.org/drawingml/2006/main">
+              <a:graphicData uri="http://schemas.openxmlformats.org/drawingml/2006/picture">
+                <pic:pic xmlns:pic="http://schemas.openxmlformats.org/drawingml/2006/picture">
+                  <pic:nvPicPr>
+                    <pic:cNvPr id="1" name=""/>
+                    <pic:cNvPicPr/>
+                  </pic:nvPicPr>
+                  <pic:blipFill>
+                    <a:blip r:embed="rId27"/>
+                    <a:stretch>
+                      <a:fillRect/>
+                    </a:stretch>
+                  </pic:blipFill>
+                  <pic:spPr>
+                    <a:xfrm>
+                      <a:off x="0" y="0"/>
+                      <a:ext cx="5400040" cy="3035935"/>
+                    </a:xfrm>
+                    <a:prstGeom prst="rect">
+                      <a:avLst/>
+                    </a:prstGeom>
+                  </pic:spPr>
+                </pic:pic>
+              </a:graphicData>
+            </a:graphic>
+          </wp:inline>
+        </w:drawing>
+      </w:r>
+    </w:p>
+    <w:p>
+      <w:pPr>
+        <w:jc w:val="both"/>
+      </w:pPr>
+      <w:r>
+        <w:drawing>
+          <wp:inline distT="0" distB="0" distL="0" distR="0" wp14:anchorId="65F633EC" wp14:editId="3132CFF5">
+            <wp:extent cx="5400040" cy="3035935"/>
+            <wp:effectExtent l="0" t="0" r="0" b="0"/>
+            <wp:docPr id="20" name="Imagen 20"/>
+            <wp:cNvGraphicFramePr>
+              <a:graphicFrameLocks xmlns:a="http://schemas.openxmlformats.org/drawingml/2006/main" noChangeAspect="1"/>
+            </wp:cNvGraphicFramePr>
+            <a:graphic xmlns:a="http://schemas.openxmlformats.org/drawingml/2006/main">
+              <a:graphicData uri="http://schemas.openxmlformats.org/drawingml/2006/picture">
+                <pic:pic xmlns:pic="http://schemas.openxmlformats.org/drawingml/2006/picture">
+                  <pic:nvPicPr>
+                    <pic:cNvPr id="1" name=""/>
+                    <pic:cNvPicPr/>
+                  </pic:nvPicPr>
+                  <pic:blipFill>
+                    <a:blip r:embed="rId28"/>
+                    <a:stretch>
+                      <a:fillRect/>
+                    </a:stretch>
+                  </pic:blipFill>
+                  <pic:spPr>
+                    <a:xfrm>
+                      <a:off x="0" y="0"/>
+                      <a:ext cx="5400040" cy="3035935"/>
+                    </a:xfrm>
+                    <a:prstGeom prst="rect">
+                      <a:avLst/>
+                    </a:prstGeom>
+                  </pic:spPr>
+                </pic:pic>
+              </a:graphicData>
+            </a:graphic>
+          </wp:inline>
+        </w:drawing>
+      </w:r>
+    </w:p>
+    <w:p>
+      <w:pPr>
+        <w:jc w:val="both"/>
+        <w:rPr>
+          <w:rFonts w:asciiTheme="majorHAnsi" w:eastAsiaTheme="majorEastAsia" w:hAnsiTheme="majorHAnsi" w:cstheme="majorBidi"/>
+          <w:color w:val="2E74B5" w:themeColor="accent1" w:themeShade="BF"/>
+          <w:sz w:val="32"/>
+          <w:szCs w:val="32"/>
+        </w:rPr>
+      </w:pPr>
+      <w:bookmarkStart w:id="4" w:name="_Toc240646882"/>
       <w:r>
         <w:br w:type="page"/>
       </w:r>
@@ -1674,36 +2078,191 @@
       <w:pPr>
         <w:pStyle w:val="Ttulo1"/>
         <w:spacing w:after="240"/>
-      </w:pPr>
-      <w:bookmarkStart w:id="4" w:name="_Toc240646882"/>
-      <w:bookmarkStart w:id="5" w:name="_Toc241858150"/>
+        <w:jc w:val="both"/>
+      </w:pPr>
+      <w:bookmarkStart w:id="5" w:name="_Toc242453598"/>
+      <w:r>
+        <w:lastRenderedPageBreak/>
+        <w:t>Preguntas finales</w:t>
+      </w:r>
+      <w:bookmarkEnd w:id="5"/>
+    </w:p>
+    <w:p>
+      <w:pPr>
+        <w:jc w:val="both"/>
+        <w:rPr>
+          <w:b/>
+        </w:rPr>
+      </w:pPr>
+      <w:r>
+        <w:rPr>
+          <w:b/>
+        </w:rPr>
+        <w:t>¿Cuál fue la parte más compleja de esta actividad? ¿Cómo lograste resolverla?</w:t>
+      </w:r>
+    </w:p>
+    <w:p>
+      <w:pPr>
+        <w:jc w:val="both"/>
+      </w:pPr>
+      <w:r>
+        <w:t>La parte que me ha resultado más compleja ha sido aprender a manejar Eclipse y componentes como los servlets, ya que este ha sido mi primer contacto con ambos, pero finalmente he podido llevar a cabo la tarea sin problema gracias a las indicaciones del enunciado.</w:t>
+      </w:r>
+    </w:p>
+    <w:p>
+      <w:pPr>
+        <w:jc w:val="both"/>
+      </w:pPr>
+    </w:p>
+    <w:p>
+      <w:pPr>
+        <w:jc w:val="both"/>
+        <w:rPr>
+          <w:b/>
+        </w:rPr>
+      </w:pPr>
+      <w:r>
+        <w:rPr>
+          <w:b/>
+        </w:rPr>
+        <w:t>¿Puedes encontrar otro servidor de aplicaciones y compararlo con Tomcat?</w:t>
+      </w:r>
+    </w:p>
+    <w:p>
+      <w:pPr>
+        <w:jc w:val="both"/>
+      </w:pPr>
+      <w:r>
+        <w:t>Una alternativa a Tomcat es Wil</w:t>
+      </w:r>
+      <w:r>
+        <w:t>dFly, desarrollado por Red Hat.</w:t>
+      </w:r>
+    </w:p>
+    <w:p>
+      <w:pPr>
+        <w:jc w:val="both"/>
+        <w:rPr>
+          <w:rFonts w:asciiTheme="majorHAnsi" w:eastAsiaTheme="majorEastAsia" w:hAnsiTheme="majorHAnsi" w:cstheme="majorBidi"/>
+          <w:color w:val="2E74B5" w:themeColor="accent1" w:themeShade="BF"/>
+          <w:sz w:val="32"/>
+          <w:szCs w:val="32"/>
+        </w:rPr>
+      </w:pPr>
+      <w:r>
+        <w:t xml:space="preserve">La diferencia entre ambas es que </w:t>
+      </w:r>
+      <w:r>
+        <w:t>Tomcat es un contenedor de servlets ligero orientado principalmente a Servlets y JSP, mientras que WildFly es un servidor de aplicaciones más completo, compatible con un conjunto más amplio de tecnologías empresariales de Java.</w:t>
+      </w:r>
+      <w:r>
+        <w:br w:type="page"/>
+      </w:r>
+    </w:p>
+    <w:p>
+      <w:pPr>
+        <w:pStyle w:val="Ttulo1"/>
+        <w:spacing w:after="240"/>
+        <w:jc w:val="both"/>
+      </w:pPr>
+      <w:bookmarkStart w:id="6" w:name="_Toc242453599"/>
       <w:r>
         <w:lastRenderedPageBreak/>
         <w:t>Bibliografía</w:t>
       </w:r>
       <w:bookmarkEnd w:id="4"/>
-      <w:bookmarkEnd w:id="5"/>
+      <w:bookmarkEnd w:id="6"/>
     </w:p>
     <w:p>
       <w:pPr>
         <w:spacing w:after="240"/>
-      </w:pPr>
-      <w:r>
-        <w:t>Referencia 1: [link]</w:t>
-      </w:r>
+        <w:jc w:val="both"/>
+      </w:pPr>
+      <w:r>
+        <w:t xml:space="preserve">Apache Tomcat: </w:t>
+      </w:r>
+      <w:hyperlink r:id="rId29" w:history="1">
+        <w:r>
+          <w:rPr>
+            <w:rStyle w:val="Hipervnculo"/>
+          </w:rPr>
+          <w:t>https://tomc</w:t>
+        </w:r>
+        <w:r>
+          <w:rPr>
+            <w:rStyle w:val="Hipervnculo"/>
+          </w:rPr>
+          <w:t>a</w:t>
+        </w:r>
+        <w:r>
+          <w:rPr>
+            <w:rStyle w:val="Hipervnculo"/>
+          </w:rPr>
+          <w:t>t.apache.org/</w:t>
+        </w:r>
+      </w:hyperlink>
     </w:p>
     <w:p>
       <w:pPr>
         <w:spacing w:after="240"/>
-      </w:pPr>
-      <w:r>
-        <w:t>…</w:t>
-      </w:r>
+        <w:jc w:val="both"/>
+      </w:pPr>
+      <w:r>
+        <w:t xml:space="preserve">Página de descarga de Java: </w:t>
+      </w:r>
+      <w:hyperlink r:id="rId30" w:history="1">
+        <w:r>
+          <w:rPr>
+            <w:rStyle w:val="Hipervnculo"/>
+          </w:rPr>
+          <w:t>https://www.java.com/es/download/manual.jsp</w:t>
+        </w:r>
+      </w:hyperlink>
+    </w:p>
+    <w:p>
+      <w:pPr>
+        <w:spacing w:after="240"/>
+        <w:jc w:val="both"/>
+      </w:pPr>
+      <w:r>
+        <w:t xml:space="preserve">Página de descarga del IDE de Eclipse para desarrollo web: </w:t>
+      </w:r>
+      <w:hyperlink r:id="rId31" w:history="1">
+        <w:r>
+          <w:rPr>
+            <w:rStyle w:val="Hipervnculo"/>
+          </w:rPr>
+          <w:t>https://www.eclipse.org/downloads/packages/release/2023-09/r/eclipse-ide-enterprise-java-and-web-developers</w:t>
+        </w:r>
+      </w:hyperlink>
+    </w:p>
+    <w:p>
+      <w:pPr>
+        <w:spacing w:after="240"/>
+        <w:jc w:val="both"/>
+      </w:pPr>
+      <w:r>
+        <w:t xml:space="preserve">ANW - Servidores de aplicaciones web para Java: </w:t>
+      </w:r>
+      <w:hyperlink r:id="rId32" w:history="1">
+        <w:r>
+          <w:rPr>
+            <w:rStyle w:val="Hipervnculo"/>
+          </w:rPr>
+          <w:t>https://www.anw.es/servidores/Tomcat-Glassfish-Payara-WildFly.html</w:t>
+        </w:r>
+      </w:hyperlink>
+    </w:p>
+    <w:p>
+      <w:pPr>
+        <w:spacing w:after="240"/>
+        <w:jc w:val="both"/>
+      </w:pPr>
     </w:p>
     <w:sectPr>
-      <w:headerReference w:type="default" r:id="rId25"/>
-      <w:footerReference w:type="default" r:id="rId26"/>
-      <w:headerReference w:type="first" r:id="rId27"/>
+      <w:headerReference w:type="default" r:id="rId33"/>
+      <w:footerReference w:type="default" r:id="rId34"/>
+      <w:headerReference w:type="first" r:id="rId35"/>
       <w:pgSz w:w="11906" w:h="16838"/>
       <w:pgMar w:top="1417" w:right="1701" w:bottom="1417" w:left="1701" w:header="708" w:footer="708" w:gutter="0"/>
       <w:pgNumType w:start="0"/>
@@ -1750,7 +2309,6 @@
         <w:docPartUnique/>
       </w:docPartObj>
     </w:sdtPr>
-    <w:sdtEndPr/>
     <w:sdtContent>
       <w:p>
         <w:pPr>
@@ -1770,7 +2328,7 @@
           <w:rPr>
             <w:noProof/>
           </w:rPr>
-          <w:t>10</w:t>
+          <w:t>5</w:t>
         </w:r>
         <w:r>
           <w:fldChar w:fldCharType="end"/>
@@ -2450,6 +3008,18 @@
       <w:u w:val="single"/>
     </w:rPr>
   </w:style>
+  <w:style w:type="character" w:styleId="Hipervnculovisitado">
+    <w:name w:val="FollowedHyperlink"/>
+    <w:basedOn w:val="Fuentedeprrafopredeter"/>
+    <w:uiPriority w:val="99"/>
+    <w:semiHidden/>
+    <w:unhideWhenUsed/>
+    <w:rsid w:val="00901227"/>
+    <w:rPr>
+      <w:color w:val="954F72" w:themeColor="followedHyperlink"/>
+      <w:u w:val="single"/>
+    </w:rPr>
+  </w:style>
 </w:styles>
 </file>
 
@@ -2738,7 +3308,7 @@
 </file>
 
 <file path=customXml/itemProps2.xml><?xml version="1.0" encoding="utf-8"?>
-<ds:datastoreItem xmlns:ds="http://schemas.openxmlformats.org/officeDocument/2006/customXml" ds:itemID="{EF5F33DE-A047-4996-BFDE-03A6A2A25348}">
+<ds:datastoreItem xmlns:ds="http://schemas.openxmlformats.org/officeDocument/2006/customXml" ds:itemID="{2ACBC763-B56F-43D4-A370-D7A903EEF701}">
   <ds:schemaRefs>
     <ds:schemaRef ds:uri="http://schemas.openxmlformats.org/officeDocument/2006/bibliography"/>
   </ds:schemaRefs>
